--- a/public/doc/emr/print_ranap_neonatus_dokter.docx
+++ b/public/doc/emr/print_ranap_neonatus_dokter.docx
@@ -9,8 +9,8 @@
         <w:tblLook w:val="04A0" w:firstRow="1" w:lastRow="0" w:firstColumn="1" w:lastColumn="0" w:noHBand="0" w:noVBand="1"/>
       </w:tblPr>
       <w:tblGrid>
-        <w:gridCol w:w="5778"/>
-        <w:gridCol w:w="1560"/>
+        <w:gridCol w:w="5637"/>
+        <w:gridCol w:w="1701"/>
         <w:gridCol w:w="850"/>
         <w:gridCol w:w="240"/>
         <w:gridCol w:w="2879"/>
@@ -136,7 +136,23 @@
                 <w:b/>
                 <w:szCs w:val="16"/>
               </w:rPr>
-              <w:t>Jl. Mayor Sunaryo No.37, Jetis, Sukoharjo 57512 Telp (0271) 593979</w:t>
+              <w:t xml:space="preserve">Jl. Mayor Sunaryo No.37, Jetis, </w:t>
+            </w:r>
+            <w:proofErr w:type="spellStart"/>
+            <w:r>
+              <w:rPr>
+                <w:b/>
+                <w:szCs w:val="16"/>
+              </w:rPr>
+              <w:t>Sukoharjo</w:t>
+            </w:r>
+            <w:proofErr w:type="spellEnd"/>
+            <w:r>
+              <w:rPr>
+                <w:b/>
+                <w:szCs w:val="16"/>
+              </w:rPr>
+              <w:t xml:space="preserve"> 57512 Telp (0271) 593979</w:t>
             </w:r>
             <w:r>
               <w:rPr>
@@ -542,7 +558,57 @@
                 <w:sz w:val="26"/>
                 <w:szCs w:val="26"/>
               </w:rPr>
-              <w:t>RM 3 e 1</w:t>
+              <w:t xml:space="preserve">RM </w:t>
+            </w:r>
+            <w:r>
+              <w:rPr>
+                <w:b/>
+                <w:bCs/>
+                <w:noProof/>
+                <w:sz w:val="26"/>
+                <w:szCs w:val="26"/>
+              </w:rPr>
+              <w:t>10</w:t>
+            </w:r>
+            <w:r>
+              <w:rPr>
+                <w:b/>
+                <w:bCs/>
+                <w:noProof/>
+                <w:sz w:val="26"/>
+                <w:szCs w:val="26"/>
+              </w:rPr>
+              <w:t xml:space="preserve"> </w:t>
+            </w:r>
+            <w:r>
+              <w:rPr>
+                <w:b/>
+                <w:bCs/>
+                <w:noProof/>
+                <w:sz w:val="26"/>
+                <w:szCs w:val="26"/>
+              </w:rPr>
+              <w:t>d</w:t>
+            </w:r>
+            <w:r>
+              <w:rPr>
+                <w:b/>
+                <w:bCs/>
+                <w:noProof/>
+                <w:sz w:val="26"/>
+                <w:szCs w:val="26"/>
+              </w:rPr>
+              <w:t xml:space="preserve"> </w:t>
+            </w:r>
+            <w:r>
+              <w:rPr>
+                <w:b/>
+                <w:bCs/>
+                <w:noProof/>
+                <w:sz w:val="26"/>
+                <w:szCs w:val="26"/>
+              </w:rPr>
+              <w:t>2</w:t>
             </w:r>
           </w:p>
         </w:tc>
@@ -613,7 +679,7 @@
       <w:tr>
         <w:tc>
           <w:tcPr>
-            <w:tcW w:w="5778" w:type="dxa"/>
+            <w:tcW w:w="5637" w:type="dxa"/>
           </w:tcPr>
           <w:p>
             <w:pPr>
@@ -622,9 +688,11 @@
                 <w:lang w:val="en-ID"/>
               </w:rPr>
             </w:pPr>
+            <w:proofErr w:type="spellStart"/>
             <w:r>
               <w:t>Tanggal</w:t>
             </w:r>
+            <w:proofErr w:type="spellEnd"/>
             <w:r>
               <w:t xml:space="preserve"> </w:t>
             </w:r>
@@ -661,7 +729,7 @@
         </w:tc>
         <w:tc>
           <w:tcPr>
-            <w:tcW w:w="5529" w:type="dxa"/>
+            <w:tcW w:w="5670" w:type="dxa"/>
             <w:gridSpan w:val="4"/>
           </w:tcPr>
           <w:p>
@@ -715,29 +783,43 @@
       <w:tblPr>
         <w:tblStyle w:val="TableGrid"/>
         <w:tblW w:w="0" w:type="auto"/>
-        <w:tblLayout w:type="fixed"/>
         <w:tblLook w:val="04A0" w:firstRow="1" w:lastRow="0" w:firstColumn="1" w:lastColumn="0" w:noHBand="0" w:noVBand="1"/>
       </w:tblPr>
       <w:tblGrid>
-        <w:gridCol w:w="3085"/>
-        <w:gridCol w:w="8222"/>
+        <w:gridCol w:w="5653"/>
+        <w:gridCol w:w="5654"/>
       </w:tblGrid>
       <w:tr>
-        <w:trPr>
-          <w:trHeight w:val="282"/>
-        </w:trPr>
-        <w:tc>
-          <w:tcPr>
-            <w:tcW w:w="3085" w:type="dxa"/>
+        <w:tc>
+          <w:tcPr>
+            <w:tcW w:w="5653" w:type="dxa"/>
           </w:tcPr>
           <w:p>
             <w:pPr>
+              <w:rPr>
+                <w:sz w:val="17"/>
+              </w:rPr>
+            </w:pPr>
+            <w:r>
               <w:rPr>
                 <w:b/>
                 <w:bCs/>
                 <w:sz w:val="20"/>
                 <w:szCs w:val="20"/>
               </w:rPr>
+              <w:t>STATUS OBSTETRI</w:t>
+            </w:r>
+          </w:p>
+        </w:tc>
+        <w:tc>
+          <w:tcPr>
+            <w:tcW w:w="5654" w:type="dxa"/>
+          </w:tcPr>
+          <w:p>
+            <w:pPr>
+              <w:rPr>
+                <w:sz w:val="17"/>
+              </w:rPr>
             </w:pPr>
             <w:r>
               <w:rPr>
@@ -746,7 +828,7 @@
                 <w:sz w:val="20"/>
                 <w:szCs w:val="20"/>
               </w:rPr>
-              <w:t>ANAMNE</w:t>
+              <w:t xml:space="preserve">STATUS </w:t>
             </w:r>
             <w:r>
               <w:rPr>
@@ -755,27 +837,692 @@
                 <w:sz w:val="20"/>
                 <w:szCs w:val="20"/>
               </w:rPr>
-              <w:t>SIS</w:t>
-            </w:r>
-          </w:p>
-        </w:tc>
-        <w:tc>
-          <w:tcPr>
-            <w:tcW w:w="8222" w:type="dxa"/>
-            <w:vAlign w:val="center"/>
+              <w:t>NEONATUS</w:t>
+            </w:r>
+          </w:p>
+        </w:tc>
+      </w:tr>
+      <w:tr>
+        <w:tc>
+          <w:tcPr>
+            <w:tcW w:w="5653" w:type="dxa"/>
+          </w:tcPr>
+          <w:p>
+            <w:r>
+              <w:t>${</w:t>
+            </w:r>
+            <w:r>
+              <w:t>STATUS_OBSTETRI</w:t>
+            </w:r>
+            <w:r>
+              <w:t>}</w:t>
+            </w:r>
+          </w:p>
+        </w:tc>
+        <w:tc>
+          <w:tcPr>
+            <w:tcW w:w="5654" w:type="dxa"/>
+          </w:tcPr>
+          <w:p>
+            <w:r>
+              <w:t>${</w:t>
+            </w:r>
+            <w:r>
+              <w:t>STATUS_</w:t>
+            </w:r>
+            <w:r>
+              <w:t>NEONATUS}</w:t>
+            </w:r>
+          </w:p>
+        </w:tc>
+      </w:tr>
+    </w:tbl>
+    <w:p/>
+    <w:tbl>
+      <w:tblPr>
+        <w:tblStyle w:val="TableGrid"/>
+        <w:tblW w:w="0" w:type="auto"/>
+        <w:tblLook w:val="04A0" w:firstRow="1" w:lastRow="0" w:firstColumn="1" w:lastColumn="0" w:noHBand="0" w:noVBand="1"/>
+      </w:tblPr>
+      <w:tblGrid>
+        <w:gridCol w:w="2826"/>
+        <w:gridCol w:w="2827"/>
+        <w:gridCol w:w="2827"/>
+        <w:gridCol w:w="2827"/>
+      </w:tblGrid>
+      <w:tr>
+        <w:tc>
+          <w:tcPr>
+            <w:tcW w:w="11307" w:type="dxa"/>
+            <w:gridSpan w:val="4"/>
           </w:tcPr>
           <w:p>
             <w:pPr>
               <w:rPr>
-                <w:sz w:val="16"/>
+                <w:sz w:val="17"/>
+              </w:rPr>
+            </w:pPr>
+            <w:r>
+              <w:rPr>
+                <w:b/>
+                <w:bCs/>
+                <w:sz w:val="20"/>
                 <w:szCs w:val="20"/>
               </w:rPr>
+              <w:t>PENILAIAN AWAL BAYI</w:t>
+            </w:r>
+          </w:p>
+        </w:tc>
+      </w:tr>
+      <w:tr>
+        <w:tc>
+          <w:tcPr>
+            <w:tcW w:w="2826" w:type="dxa"/>
+          </w:tcPr>
+          <w:p>
+            <w:pPr>
+              <w:jc w:val="center"/>
+              <w:rPr>
+                <w:b/>
+                <w:bCs/>
+                <w:sz w:val="20"/>
+                <w:szCs w:val="20"/>
+              </w:rPr>
             </w:pPr>
             <w:r>
               <w:rPr>
-                <w:sz w:val="17"/>
-              </w:rPr>
-              <w:t>${ANAMNESIS_DIPEROLEH}</w:t>
+                <w:b/>
+                <w:bCs/>
+                <w:sz w:val="20"/>
+                <w:szCs w:val="20"/>
+              </w:rPr>
+              <w:t>APGAR SCORE</w:t>
+            </w:r>
+          </w:p>
+        </w:tc>
+        <w:tc>
+          <w:tcPr>
+            <w:tcW w:w="2827" w:type="dxa"/>
+          </w:tcPr>
+          <w:p>
+            <w:pPr>
+              <w:jc w:val="center"/>
+              <w:rPr>
+                <w:b/>
+                <w:bCs/>
+                <w:sz w:val="20"/>
+                <w:szCs w:val="20"/>
+              </w:rPr>
+            </w:pPr>
+            <w:r>
+              <w:rPr>
+                <w:b/>
+                <w:bCs/>
+                <w:sz w:val="20"/>
+                <w:szCs w:val="20"/>
+              </w:rPr>
+              <w:t>1 Menit</w:t>
+            </w:r>
+          </w:p>
+        </w:tc>
+        <w:tc>
+          <w:tcPr>
+            <w:tcW w:w="2827" w:type="dxa"/>
+          </w:tcPr>
+          <w:p>
+            <w:pPr>
+              <w:jc w:val="center"/>
+              <w:rPr>
+                <w:b/>
+                <w:bCs/>
+                <w:sz w:val="20"/>
+                <w:szCs w:val="20"/>
+              </w:rPr>
+            </w:pPr>
+            <w:r>
+              <w:rPr>
+                <w:b/>
+                <w:bCs/>
+                <w:sz w:val="20"/>
+                <w:szCs w:val="20"/>
+              </w:rPr>
+              <w:t>5</w:t>
+            </w:r>
+            <w:r>
+              <w:rPr>
+                <w:b/>
+                <w:bCs/>
+                <w:sz w:val="20"/>
+                <w:szCs w:val="20"/>
+              </w:rPr>
+              <w:t xml:space="preserve"> Menit</w:t>
+            </w:r>
+          </w:p>
+        </w:tc>
+        <w:tc>
+          <w:tcPr>
+            <w:tcW w:w="2827" w:type="dxa"/>
+          </w:tcPr>
+          <w:p>
+            <w:pPr>
+              <w:jc w:val="center"/>
+              <w:rPr>
+                <w:b/>
+                <w:bCs/>
+                <w:sz w:val="20"/>
+                <w:szCs w:val="20"/>
+              </w:rPr>
+            </w:pPr>
+            <w:r>
+              <w:rPr>
+                <w:b/>
+                <w:bCs/>
+                <w:sz w:val="20"/>
+                <w:szCs w:val="20"/>
+              </w:rPr>
+              <w:t>1</w:t>
+            </w:r>
+            <w:r>
+              <w:rPr>
+                <w:b/>
+                <w:bCs/>
+                <w:sz w:val="20"/>
+                <w:szCs w:val="20"/>
+              </w:rPr>
+              <w:t>0</w:t>
+            </w:r>
+            <w:r>
+              <w:rPr>
+                <w:b/>
+                <w:bCs/>
+                <w:sz w:val="20"/>
+                <w:szCs w:val="20"/>
+              </w:rPr>
+              <w:t xml:space="preserve"> Menit</w:t>
+            </w:r>
+          </w:p>
+        </w:tc>
+      </w:tr>
+      <w:tr>
+        <w:tc>
+          <w:tcPr>
+            <w:tcW w:w="2826" w:type="dxa"/>
+          </w:tcPr>
+          <w:p>
+            <w:proofErr w:type="spellStart"/>
+            <w:r>
+              <w:t>Denyut</w:t>
+            </w:r>
+            <w:proofErr w:type="spellEnd"/>
+            <w:r>
+              <w:t xml:space="preserve"> </w:t>
+            </w:r>
+            <w:proofErr w:type="spellStart"/>
+            <w:r>
+              <w:t>Jantung</w:t>
+            </w:r>
+            <w:proofErr w:type="spellEnd"/>
+          </w:p>
+        </w:tc>
+        <w:tc>
+          <w:tcPr>
+            <w:tcW w:w="2827" w:type="dxa"/>
+          </w:tcPr>
+          <w:p>
+            <w:pPr>
+              <w:jc w:val="center"/>
+            </w:pPr>
+            <w:r>
+              <w:t>${APGAR_1_DENYUT}</w:t>
+            </w:r>
+          </w:p>
+        </w:tc>
+        <w:tc>
+          <w:tcPr>
+            <w:tcW w:w="2827" w:type="dxa"/>
+          </w:tcPr>
+          <w:p>
+            <w:pPr>
+              <w:jc w:val="center"/>
+            </w:pPr>
+            <w:r>
+              <w:t>${APGAR_</w:t>
+            </w:r>
+            <w:r>
+              <w:t>5</w:t>
+            </w:r>
+            <w:r>
+              <w:t>_DENYUT}</w:t>
+            </w:r>
+          </w:p>
+        </w:tc>
+        <w:tc>
+          <w:tcPr>
+            <w:tcW w:w="2827" w:type="dxa"/>
+          </w:tcPr>
+          <w:p>
+            <w:pPr>
+              <w:jc w:val="center"/>
+            </w:pPr>
+            <w:r>
+              <w:t>${APGAR_1</w:t>
+            </w:r>
+            <w:r>
+              <w:t>0</w:t>
+            </w:r>
+            <w:r>
+              <w:t>_DENYUT}</w:t>
+            </w:r>
+          </w:p>
+        </w:tc>
+      </w:tr>
+      <w:tr>
+        <w:tc>
+          <w:tcPr>
+            <w:tcW w:w="2826" w:type="dxa"/>
+          </w:tcPr>
+          <w:p>
+            <w:proofErr w:type="spellStart"/>
+            <w:r>
+              <w:t>Pernapasan</w:t>
+            </w:r>
+            <w:proofErr w:type="spellEnd"/>
+          </w:p>
+        </w:tc>
+        <w:tc>
+          <w:tcPr>
+            <w:tcW w:w="2827" w:type="dxa"/>
+          </w:tcPr>
+          <w:p>
+            <w:pPr>
+              <w:jc w:val="center"/>
+            </w:pPr>
+            <w:r>
+              <w:t>${APGAR_1_PERNAFASAN}</w:t>
+            </w:r>
+          </w:p>
+        </w:tc>
+        <w:tc>
+          <w:tcPr>
+            <w:tcW w:w="2827" w:type="dxa"/>
+          </w:tcPr>
+          <w:p>
+            <w:pPr>
+              <w:jc w:val="center"/>
+            </w:pPr>
+            <w:r>
+              <w:t>${APGAR_</w:t>
+            </w:r>
+            <w:r>
+              <w:t>5</w:t>
+            </w:r>
+            <w:r>
+              <w:t>_PERNAFASAN}</w:t>
+            </w:r>
+          </w:p>
+        </w:tc>
+        <w:tc>
+          <w:tcPr>
+            <w:tcW w:w="2827" w:type="dxa"/>
+          </w:tcPr>
+          <w:p>
+            <w:pPr>
+              <w:jc w:val="center"/>
+            </w:pPr>
+            <w:r>
+              <w:t>${APGAR_1</w:t>
+            </w:r>
+            <w:r>
+              <w:t>0</w:t>
+            </w:r>
+            <w:r>
+              <w:t>_PERNAFASAN}</w:t>
+            </w:r>
+          </w:p>
+        </w:tc>
+      </w:tr>
+      <w:tr>
+        <w:tc>
+          <w:tcPr>
+            <w:tcW w:w="2826" w:type="dxa"/>
+          </w:tcPr>
+          <w:p>
+            <w:r>
+              <w:t>Tonus Otot</w:t>
+            </w:r>
+          </w:p>
+        </w:tc>
+        <w:tc>
+          <w:tcPr>
+            <w:tcW w:w="2827" w:type="dxa"/>
+          </w:tcPr>
+          <w:p>
+            <w:pPr>
+              <w:jc w:val="center"/>
+            </w:pPr>
+            <w:r>
+              <w:t>${APGAR_1_TONUS}</w:t>
+            </w:r>
+          </w:p>
+        </w:tc>
+        <w:tc>
+          <w:tcPr>
+            <w:tcW w:w="2827" w:type="dxa"/>
+          </w:tcPr>
+          <w:p>
+            <w:pPr>
+              <w:jc w:val="center"/>
+            </w:pPr>
+            <w:r>
+              <w:t>${APGAR_</w:t>
+            </w:r>
+            <w:r>
+              <w:t>5</w:t>
+            </w:r>
+            <w:r>
+              <w:t>_TONUS}</w:t>
+            </w:r>
+          </w:p>
+        </w:tc>
+        <w:tc>
+          <w:tcPr>
+            <w:tcW w:w="2827" w:type="dxa"/>
+          </w:tcPr>
+          <w:p>
+            <w:pPr>
+              <w:jc w:val="center"/>
+            </w:pPr>
+            <w:r>
+              <w:t>${APGAR_1</w:t>
+            </w:r>
+            <w:r>
+              <w:t>0</w:t>
+            </w:r>
+            <w:r>
+              <w:t>_TONUS}</w:t>
+            </w:r>
+          </w:p>
+        </w:tc>
+      </w:tr>
+      <w:tr>
+        <w:tc>
+          <w:tcPr>
+            <w:tcW w:w="2826" w:type="dxa"/>
+          </w:tcPr>
+          <w:p>
+            <w:r>
+              <w:t xml:space="preserve">Peka </w:t>
+            </w:r>
+            <w:proofErr w:type="spellStart"/>
+            <w:r>
+              <w:t>Rangsang</w:t>
+            </w:r>
+            <w:proofErr w:type="spellEnd"/>
+          </w:p>
+        </w:tc>
+        <w:tc>
+          <w:tcPr>
+            <w:tcW w:w="2827" w:type="dxa"/>
+          </w:tcPr>
+          <w:p>
+            <w:pPr>
+              <w:jc w:val="center"/>
+            </w:pPr>
+            <w:r>
+              <w:t>${APGAR_1_RANGSANG}</w:t>
+            </w:r>
+          </w:p>
+        </w:tc>
+        <w:tc>
+          <w:tcPr>
+            <w:tcW w:w="2827" w:type="dxa"/>
+          </w:tcPr>
+          <w:p>
+            <w:pPr>
+              <w:jc w:val="center"/>
+            </w:pPr>
+            <w:r>
+              <w:t>${APGAR_</w:t>
+            </w:r>
+            <w:r>
+              <w:t>5</w:t>
+            </w:r>
+            <w:r>
+              <w:t>_RANGSANG}</w:t>
+            </w:r>
+          </w:p>
+        </w:tc>
+        <w:tc>
+          <w:tcPr>
+            <w:tcW w:w="2827" w:type="dxa"/>
+          </w:tcPr>
+          <w:p>
+            <w:pPr>
+              <w:jc w:val="center"/>
+            </w:pPr>
+            <w:r>
+              <w:t>${APGAR_1</w:t>
+            </w:r>
+            <w:r>
+              <w:t>0</w:t>
+            </w:r>
+            <w:r>
+              <w:t>_RANGSANG}</w:t>
+            </w:r>
+          </w:p>
+        </w:tc>
+      </w:tr>
+      <w:tr>
+        <w:tc>
+          <w:tcPr>
+            <w:tcW w:w="2826" w:type="dxa"/>
+          </w:tcPr>
+          <w:p>
+            <w:r>
+              <w:t>Warna</w:t>
+            </w:r>
+          </w:p>
+        </w:tc>
+        <w:tc>
+          <w:tcPr>
+            <w:tcW w:w="2827" w:type="dxa"/>
+          </w:tcPr>
+          <w:p>
+            <w:pPr>
+              <w:jc w:val="center"/>
+            </w:pPr>
+            <w:r>
+              <w:t>${APGAR_1_WARNA}</w:t>
+            </w:r>
+          </w:p>
+        </w:tc>
+        <w:tc>
+          <w:tcPr>
+            <w:tcW w:w="2827" w:type="dxa"/>
+          </w:tcPr>
+          <w:p>
+            <w:pPr>
+              <w:jc w:val="center"/>
+            </w:pPr>
+            <w:r>
+              <w:t>${APGAR_</w:t>
+            </w:r>
+            <w:r>
+              <w:t>5</w:t>
+            </w:r>
+            <w:r>
+              <w:t>_WARNA}</w:t>
+            </w:r>
+          </w:p>
+        </w:tc>
+        <w:tc>
+          <w:tcPr>
+            <w:tcW w:w="2827" w:type="dxa"/>
+          </w:tcPr>
+          <w:p>
+            <w:pPr>
+              <w:jc w:val="center"/>
+            </w:pPr>
+            <w:r>
+              <w:t>${APGAR_1</w:t>
+            </w:r>
+            <w:r>
+              <w:t>0</w:t>
+            </w:r>
+            <w:r>
+              <w:t>_WARNA}</w:t>
+            </w:r>
+          </w:p>
+        </w:tc>
+      </w:tr>
+      <w:tr>
+        <w:tc>
+          <w:tcPr>
+            <w:tcW w:w="2826" w:type="dxa"/>
+          </w:tcPr>
+          <w:p>
+            <w:r>
+              <w:rPr>
+                <w:b/>
+                <w:bCs/>
+                <w:sz w:val="20"/>
+                <w:szCs w:val="20"/>
+              </w:rPr>
+              <w:t>TOTAL</w:t>
+            </w:r>
+          </w:p>
+        </w:tc>
+        <w:tc>
+          <w:tcPr>
+            <w:tcW w:w="2827" w:type="dxa"/>
+          </w:tcPr>
+          <w:p>
+            <w:pPr>
+              <w:jc w:val="center"/>
+            </w:pPr>
+            <w:r>
+              <w:t>${APGAR_TOTAL_1}</w:t>
+            </w:r>
+          </w:p>
+        </w:tc>
+        <w:tc>
+          <w:tcPr>
+            <w:tcW w:w="2827" w:type="dxa"/>
+          </w:tcPr>
+          <w:p>
+            <w:pPr>
+              <w:jc w:val="center"/>
+            </w:pPr>
+            <w:r>
+              <w:t>${APGAR_TOTAL_</w:t>
+            </w:r>
+            <w:r>
+              <w:t>5</w:t>
+            </w:r>
+            <w:r>
+              <w:t>}</w:t>
+            </w:r>
+          </w:p>
+        </w:tc>
+        <w:tc>
+          <w:tcPr>
+            <w:tcW w:w="2827" w:type="dxa"/>
+          </w:tcPr>
+          <w:p>
+            <w:pPr>
+              <w:jc w:val="center"/>
+            </w:pPr>
+            <w:r>
+              <w:t>${APGAR_TOTAL_1</w:t>
+            </w:r>
+            <w:r>
+              <w:t>0</w:t>
+            </w:r>
+            <w:r>
+              <w:t>}</w:t>
+            </w:r>
+          </w:p>
+        </w:tc>
+      </w:tr>
+      <w:tr>
+        <w:tc>
+          <w:tcPr>
+            <w:tcW w:w="11307" w:type="dxa"/>
+            <w:gridSpan w:val="4"/>
+          </w:tcPr>
+          <w:p>
+            <w:pPr>
+              <w:rPr>
+                <w:lang w:val="en-ID"/>
+              </w:rPr>
+            </w:pPr>
+            <w:r>
+              <w:rPr>
+                <w:lang w:val="en-ID"/>
+              </w:rPr>
+              <w:t>${</w:t>
+            </w:r>
+            <w:r>
+              <w:rPr>
+                <w:lang w:val="en-ID"/>
+              </w:rPr>
+              <w:t>BAYI_BUGAR</w:t>
+            </w:r>
+            <w:r>
+              <w:rPr>
+                <w:lang w:val="en-ID"/>
+              </w:rPr>
+              <w:t>}</w:t>
+            </w:r>
+          </w:p>
+          <w:p>
+            <w:pPr>
+              <w:rPr>
+                <w:lang w:val="en-ID"/>
+              </w:rPr>
+            </w:pPr>
+            <w:r>
+              <w:rPr>
+                <w:lang w:val="en-ID"/>
+              </w:rPr>
+              <w:t>${</w:t>
+            </w:r>
+            <w:r>
+              <w:rPr>
+                <w:lang w:val="en-ID"/>
+              </w:rPr>
+              <w:t>BAYI</w:t>
+            </w:r>
+            <w:r>
+              <w:rPr>
+                <w:lang w:val="en-ID"/>
+              </w:rPr>
+              <w:t>_TIDAK</w:t>
+            </w:r>
+            <w:r>
+              <w:rPr>
+                <w:lang w:val="en-ID"/>
+              </w:rPr>
+              <w:t>_BUGAR</w:t>
+            </w:r>
+            <w:r>
+              <w:rPr>
+                <w:lang w:val="en-ID"/>
+              </w:rPr>
+              <w:t>}</w:t>
+            </w:r>
+          </w:p>
+          <w:p>
+            <w:pPr>
+              <w:rPr>
+                <w:lang w:val="en-ID"/>
+              </w:rPr>
+            </w:pPr>
+            <w:r>
+              <w:rPr>
+                <w:lang w:val="en-ID"/>
+              </w:rPr>
+              <w:t>${RESUSITASI_DETAIL}</w:t>
             </w:r>
           </w:p>
         </w:tc>
@@ -797,31 +1544,27 @@
       <w:tr>
         <w:tc>
           <w:tcPr>
-            <w:tcW w:w="370" w:type="dxa"/>
-          </w:tcPr>
-          <w:p>
-            <w:r>
-              <w:t>1.</w:t>
-            </w:r>
-          </w:p>
-        </w:tc>
-        <w:tc>
-          <w:tcPr>
-            <w:tcW w:w="2426" w:type="dxa"/>
-          </w:tcPr>
-          <w:p>
-            <w:r>
-              <w:t>Keluhan Utama</w:t>
-            </w:r>
-          </w:p>
-        </w:tc>
-        <w:tc>
-          <w:tcPr>
-            <w:tcW w:w="267" w:type="dxa"/>
-          </w:tcPr>
-          <w:p>
-            <w:r>
-              <w:t>:</w:t>
+            <w:tcW w:w="3063" w:type="dxa"/>
+            <w:gridSpan w:val="3"/>
+          </w:tcPr>
+          <w:p>
+            <w:r>
+              <w:rPr>
+                <w:b/>
+                <w:bCs/>
+                <w:sz w:val="20"/>
+                <w:szCs w:val="20"/>
+              </w:rPr>
+              <w:t>ANAMNE</w:t>
+            </w:r>
+            <w:r>
+              <w:rPr>
+                <w:b/>
+                <w:bCs/>
+                <w:sz w:val="20"/>
+                <w:szCs w:val="20"/>
+              </w:rPr>
+              <w:t>SIS</w:t>
             </w:r>
           </w:p>
         </w:tc>
@@ -834,7 +1577,7 @@
               <w:rPr>
                 <w:sz w:val="17"/>
               </w:rPr>
-              <w:t>${KELUHAN_UTAMA}</w:t>
+              <w:t>${ANAMNESIS_DIPEROLEH}</w:t>
             </w:r>
           </w:p>
         </w:tc>
@@ -846,7 +1589,7 @@
           </w:tcPr>
           <w:p>
             <w:r>
-              <w:t>2.</w:t>
+              <w:t>1.</w:t>
             </w:r>
           </w:p>
         </w:tc>
@@ -855,8 +1598,13 @@
             <w:tcW w:w="2426" w:type="dxa"/>
           </w:tcPr>
           <w:p>
-            <w:r>
-              <w:t>Riwayat Penyakit Sekarang</w:t>
+            <w:proofErr w:type="spellStart"/>
+            <w:r>
+              <w:t>Keluhan</w:t>
+            </w:r>
+            <w:proofErr w:type="spellEnd"/>
+            <w:r>
+              <w:t xml:space="preserve"> Utama</w:t>
             </w:r>
           </w:p>
         </w:tc>
@@ -875,11 +1623,16 @@
             <w:tcW w:w="8244" w:type="dxa"/>
           </w:tcPr>
           <w:p>
-            <w:r>
+            <w:pPr>
               <w:rPr>
                 <w:sz w:val="17"/>
               </w:rPr>
-              <w:t>${RIWAYAT_PENYAKIT_SEKARANG}</w:t>
+            </w:pPr>
+            <w:r>
+              <w:rPr>
+                <w:sz w:val="17"/>
+              </w:rPr>
+              <w:t>${KELUHAN_UTAMA}</w:t>
             </w:r>
           </w:p>
         </w:tc>
@@ -891,7 +1644,7 @@
           </w:tcPr>
           <w:p>
             <w:r>
-              <w:t>3.</w:t>
+              <w:t>2.</w:t>
             </w:r>
           </w:p>
         </w:tc>
@@ -901,8 +1654,21 @@
           </w:tcPr>
           <w:p>
             <w:r>
-              <w:t>Riwayat Penyakit Dahulu</w:t>
-            </w:r>
+              <w:t xml:space="preserve">Riwayat </w:t>
+            </w:r>
+            <w:proofErr w:type="spellStart"/>
+            <w:r>
+              <w:t>Penyakit</w:t>
+            </w:r>
+            <w:proofErr w:type="spellEnd"/>
+            <w:r>
+              <w:t xml:space="preserve"> </w:t>
+            </w:r>
+            <w:proofErr w:type="spellStart"/>
+            <w:r>
+              <w:t>Sekarang</w:t>
+            </w:r>
+            <w:proofErr w:type="spellEnd"/>
           </w:p>
         </w:tc>
         <w:tc>
@@ -924,7 +1690,7 @@
               <w:rPr>
                 <w:sz w:val="17"/>
               </w:rPr>
-              <w:t>${RIWAYAT_PENYAKIT_DAHULU}</w:t>
+              <w:t>${RIWAYAT_PENYAKIT_SEKARANG}</w:t>
             </w:r>
           </w:p>
         </w:tc>
@@ -936,6 +1702,64 @@
           </w:tcPr>
           <w:p>
             <w:r>
+              <w:t>3.</w:t>
+            </w:r>
+          </w:p>
+        </w:tc>
+        <w:tc>
+          <w:tcPr>
+            <w:tcW w:w="2426" w:type="dxa"/>
+          </w:tcPr>
+          <w:p>
+            <w:r>
+              <w:t xml:space="preserve">Riwayat </w:t>
+            </w:r>
+            <w:proofErr w:type="spellStart"/>
+            <w:r>
+              <w:t>Penyakit</w:t>
+            </w:r>
+            <w:proofErr w:type="spellEnd"/>
+            <w:r>
+              <w:t xml:space="preserve"> </w:t>
+            </w:r>
+            <w:proofErr w:type="spellStart"/>
+            <w:r>
+              <w:t>Dahulu</w:t>
+            </w:r>
+            <w:proofErr w:type="spellEnd"/>
+          </w:p>
+        </w:tc>
+        <w:tc>
+          <w:tcPr>
+            <w:tcW w:w="267" w:type="dxa"/>
+          </w:tcPr>
+          <w:p>
+            <w:r>
+              <w:t>:</w:t>
+            </w:r>
+          </w:p>
+        </w:tc>
+        <w:tc>
+          <w:tcPr>
+            <w:tcW w:w="8244" w:type="dxa"/>
+          </w:tcPr>
+          <w:p>
+            <w:r>
+              <w:rPr>
+                <w:sz w:val="17"/>
+              </w:rPr>
+              <w:t>${RIWAYAT_PENYAKIT_DAHULU}</w:t>
+            </w:r>
+          </w:p>
+        </w:tc>
+      </w:tr>
+      <w:tr>
+        <w:tc>
+          <w:tcPr>
+            <w:tcW w:w="370" w:type="dxa"/>
+          </w:tcPr>
+          <w:p>
+            <w:r>
               <w:t>4.</w:t>
             </w:r>
           </w:p>
@@ -946,8 +1770,21 @@
           </w:tcPr>
           <w:p>
             <w:r>
-              <w:t>Riwayat Penyakit Keluarga</w:t>
-            </w:r>
+              <w:t xml:space="preserve">Riwayat </w:t>
+            </w:r>
+            <w:proofErr w:type="spellStart"/>
+            <w:r>
+              <w:t>Penyakit</w:t>
+            </w:r>
+            <w:proofErr w:type="spellEnd"/>
+            <w:r>
+              <w:t xml:space="preserve"> </w:t>
+            </w:r>
+            <w:proofErr w:type="spellStart"/>
+            <w:r>
+              <w:t>Keluarga</w:t>
+            </w:r>
+            <w:proofErr w:type="spellEnd"/>
           </w:p>
         </w:tc>
         <w:tc>
@@ -970,6 +1807,284 @@
                 <w:sz w:val="17"/>
               </w:rPr>
               <w:t>${RIWAYAT_PENYAKIT_KELUARGA}</w:t>
+            </w:r>
+          </w:p>
+        </w:tc>
+      </w:tr>
+      <w:tr>
+        <w:tc>
+          <w:tcPr>
+            <w:tcW w:w="370" w:type="dxa"/>
+          </w:tcPr>
+          <w:p>
+            <w:r>
+              <w:t>5.</w:t>
+            </w:r>
+          </w:p>
+        </w:tc>
+        <w:tc>
+          <w:tcPr>
+            <w:tcW w:w="2426" w:type="dxa"/>
+          </w:tcPr>
+          <w:p>
+            <w:r>
+              <w:t xml:space="preserve">Riwayat </w:t>
+            </w:r>
+            <w:proofErr w:type="spellStart"/>
+            <w:r>
+              <w:t>Tumbuh</w:t>
+            </w:r>
+            <w:proofErr w:type="spellEnd"/>
+            <w:r>
+              <w:t xml:space="preserve"> Kembang</w:t>
+            </w:r>
+          </w:p>
+        </w:tc>
+        <w:tc>
+          <w:tcPr>
+            <w:tcW w:w="267" w:type="dxa"/>
+          </w:tcPr>
+          <w:p>
+            <w:r>
+              <w:t>:</w:t>
+            </w:r>
+          </w:p>
+        </w:tc>
+        <w:tc>
+          <w:tcPr>
+            <w:tcW w:w="8244" w:type="dxa"/>
+          </w:tcPr>
+          <w:p>
+            <w:pPr>
+              <w:rPr>
+                <w:sz w:val="17"/>
+              </w:rPr>
+            </w:pPr>
+            <w:r>
+              <w:rPr>
+                <w:sz w:val="17"/>
+              </w:rPr>
+              <w:t>${RIWAYAT_TUMBUH_KEMBANG}</w:t>
+            </w:r>
+          </w:p>
+        </w:tc>
+      </w:tr>
+      <w:tr>
+        <w:tc>
+          <w:tcPr>
+            <w:tcW w:w="370" w:type="dxa"/>
+          </w:tcPr>
+          <w:p>
+            <w:r>
+              <w:t>6.</w:t>
+            </w:r>
+          </w:p>
+        </w:tc>
+        <w:tc>
+          <w:tcPr>
+            <w:tcW w:w="2426" w:type="dxa"/>
+          </w:tcPr>
+          <w:p>
+            <w:r>
+              <w:t xml:space="preserve">Riwayat </w:t>
+            </w:r>
+            <w:proofErr w:type="spellStart"/>
+            <w:r>
+              <w:t>Kelahiran</w:t>
+            </w:r>
+            <w:proofErr w:type="spellEnd"/>
+          </w:p>
+        </w:tc>
+        <w:tc>
+          <w:tcPr>
+            <w:tcW w:w="267" w:type="dxa"/>
+          </w:tcPr>
+          <w:p>
+            <w:r>
+              <w:t>:</w:t>
+            </w:r>
+          </w:p>
+        </w:tc>
+        <w:tc>
+          <w:tcPr>
+            <w:tcW w:w="8244" w:type="dxa"/>
+          </w:tcPr>
+          <w:p>
+            <w:pPr>
+              <w:rPr>
+                <w:sz w:val="17"/>
+              </w:rPr>
+            </w:pPr>
+            <w:r>
+              <w:rPr>
+                <w:sz w:val="17"/>
+              </w:rPr>
+              <w:t>${RIWAYAT_KELAHIRAN}</w:t>
+            </w:r>
+          </w:p>
+        </w:tc>
+      </w:tr>
+      <w:tr>
+        <w:tc>
+          <w:tcPr>
+            <w:tcW w:w="370" w:type="dxa"/>
+          </w:tcPr>
+          <w:p>
+            <w:r>
+              <w:t>7.</w:t>
+            </w:r>
+          </w:p>
+        </w:tc>
+        <w:tc>
+          <w:tcPr>
+            <w:tcW w:w="2426" w:type="dxa"/>
+          </w:tcPr>
+          <w:p>
+            <w:proofErr w:type="spellStart"/>
+            <w:r>
+              <w:t>Usia</w:t>
+            </w:r>
+            <w:proofErr w:type="spellEnd"/>
+            <w:r>
+              <w:t xml:space="preserve"> </w:t>
+            </w:r>
+            <w:proofErr w:type="spellStart"/>
+            <w:r>
+              <w:t>Kehamilan</w:t>
+            </w:r>
+            <w:proofErr w:type="spellEnd"/>
+          </w:p>
+        </w:tc>
+        <w:tc>
+          <w:tcPr>
+            <w:tcW w:w="267" w:type="dxa"/>
+          </w:tcPr>
+          <w:p>
+            <w:r>
+              <w:t>:</w:t>
+            </w:r>
+          </w:p>
+        </w:tc>
+        <w:tc>
+          <w:tcPr>
+            <w:tcW w:w="8244" w:type="dxa"/>
+          </w:tcPr>
+          <w:p>
+            <w:pPr>
+              <w:rPr>
+                <w:sz w:val="17"/>
+              </w:rPr>
+            </w:pPr>
+            <w:r>
+              <w:rPr>
+                <w:sz w:val="17"/>
+              </w:rPr>
+              <w:t>${USIA_KEHAMILAN}</w:t>
+            </w:r>
+          </w:p>
+        </w:tc>
+      </w:tr>
+      <w:tr>
+        <w:tc>
+          <w:tcPr>
+            <w:tcW w:w="370" w:type="dxa"/>
+          </w:tcPr>
+          <w:p>
+            <w:r>
+              <w:t>8.</w:t>
+            </w:r>
+          </w:p>
+        </w:tc>
+        <w:tc>
+          <w:tcPr>
+            <w:tcW w:w="2426" w:type="dxa"/>
+          </w:tcPr>
+          <w:p>
+            <w:proofErr w:type="spellStart"/>
+            <w:r>
+              <w:t>Persalinan</w:t>
+            </w:r>
+            <w:proofErr w:type="spellEnd"/>
+          </w:p>
+        </w:tc>
+        <w:tc>
+          <w:tcPr>
+            <w:tcW w:w="267" w:type="dxa"/>
+          </w:tcPr>
+          <w:p>
+            <w:r>
+              <w:t>:</w:t>
+            </w:r>
+          </w:p>
+        </w:tc>
+        <w:tc>
+          <w:tcPr>
+            <w:tcW w:w="8244" w:type="dxa"/>
+          </w:tcPr>
+          <w:p>
+            <w:pPr>
+              <w:rPr>
+                <w:sz w:val="17"/>
+              </w:rPr>
+            </w:pPr>
+            <w:r>
+              <w:rPr>
+                <w:sz w:val="17"/>
+              </w:rPr>
+              <w:t>${PERSALINAN}</w:t>
+            </w:r>
+          </w:p>
+        </w:tc>
+      </w:tr>
+      <w:tr>
+        <w:trPr>
+          <w:trHeight w:val="64"/>
+        </w:trPr>
+        <w:tc>
+          <w:tcPr>
+            <w:tcW w:w="370" w:type="dxa"/>
+          </w:tcPr>
+          <w:p>
+            <w:r>
+              <w:t>9.</w:t>
+            </w:r>
+          </w:p>
+        </w:tc>
+        <w:tc>
+          <w:tcPr>
+            <w:tcW w:w="2426" w:type="dxa"/>
+          </w:tcPr>
+          <w:p>
+            <w:r>
+              <w:t>Riwayat Imunisasi</w:t>
+            </w:r>
+          </w:p>
+        </w:tc>
+        <w:tc>
+          <w:tcPr>
+            <w:tcW w:w="267" w:type="dxa"/>
+          </w:tcPr>
+          <w:p>
+            <w:r>
+              <w:t>:</w:t>
+            </w:r>
+          </w:p>
+        </w:tc>
+        <w:tc>
+          <w:tcPr>
+            <w:tcW w:w="8244" w:type="dxa"/>
+          </w:tcPr>
+          <w:p>
+            <w:pPr>
+              <w:rPr>
+                <w:sz w:val="17"/>
+              </w:rPr>
+            </w:pPr>
+            <w:r>
+              <w:rPr>
+                <w:sz w:val="17"/>
+              </w:rPr>
+              <w:t>${RIWAYAT_IMUNISASI}</w:t>
             </w:r>
           </w:p>
         </w:tc>
@@ -985,8 +2100,8 @@
       <w:tblGrid>
         <w:gridCol w:w="2802"/>
         <w:gridCol w:w="283"/>
-        <w:gridCol w:w="3260"/>
-        <w:gridCol w:w="1134"/>
+        <w:gridCol w:w="2977"/>
+        <w:gridCol w:w="1417"/>
         <w:gridCol w:w="284"/>
         <w:gridCol w:w="3544"/>
       </w:tblGrid>
@@ -1015,8 +2130,13 @@
             <w:tcW w:w="2802" w:type="dxa"/>
           </w:tcPr>
           <w:p>
-            <w:r>
-              <w:t>Keadaan Umum</w:t>
+            <w:proofErr w:type="spellStart"/>
+            <w:r>
+              <w:t>Keadaan</w:t>
+            </w:r>
+            <w:proofErr w:type="spellEnd"/>
+            <w:r>
+              <w:t xml:space="preserve"> Umum</w:t>
             </w:r>
           </w:p>
         </w:tc>
@@ -1051,9 +2171,11 @@
             <w:tcW w:w="2802" w:type="dxa"/>
           </w:tcPr>
           <w:p>
-            <w:r>
-              <w:t>Tekanan Darah</w:t>
-            </w:r>
+            <w:proofErr w:type="spellStart"/>
+            <w:r>
+              <w:t>Kesadaran</w:t>
+            </w:r>
+            <w:proofErr w:type="spellEnd"/>
           </w:p>
         </w:tc>
         <w:tc>
@@ -1068,7 +2190,8 @@
         </w:tc>
         <w:tc>
           <w:tcPr>
-            <w:tcW w:w="3260" w:type="dxa"/>
+            <w:tcW w:w="8222" w:type="dxa"/>
+            <w:gridSpan w:val="4"/>
           </w:tcPr>
           <w:p>
             <w:pPr>
@@ -1080,20 +2203,70 @@
               <w:rPr>
                 <w:sz w:val="17"/>
               </w:rPr>
-              <w:t>${TEKANAN_DARAH}</w:t>
-            </w:r>
-          </w:p>
-        </w:tc>
-        <w:tc>
-          <w:tcPr>
-            <w:tcW w:w="1134" w:type="dxa"/>
+              <w:t>${KESADARAN_GCS}</w:t>
+            </w:r>
+          </w:p>
+        </w:tc>
+      </w:tr>
+      <w:tr>
+        <w:tc>
+          <w:tcPr>
+            <w:tcW w:w="2802" w:type="dxa"/>
+          </w:tcPr>
+          <w:p>
+            <w:proofErr w:type="spellStart"/>
+            <w:r>
+              <w:t>Frekuensi</w:t>
+            </w:r>
+            <w:proofErr w:type="spellEnd"/>
+            <w:r>
+              <w:t xml:space="preserve"> Nadi</w:t>
+            </w:r>
+          </w:p>
+        </w:tc>
+        <w:tc>
+          <w:tcPr>
+            <w:tcW w:w="283" w:type="dxa"/>
+          </w:tcPr>
+          <w:p>
+            <w:r>
+              <w:t>:</w:t>
+            </w:r>
+          </w:p>
+        </w:tc>
+        <w:tc>
+          <w:tcPr>
+            <w:tcW w:w="2977" w:type="dxa"/>
+          </w:tcPr>
+          <w:p>
+            <w:pPr>
+              <w:rPr>
+                <w:sz w:val="17"/>
+              </w:rPr>
+            </w:pPr>
+            <w:r>
+              <w:rPr>
+                <w:sz w:val="17"/>
+              </w:rPr>
+              <w:t>${NADI}</w:t>
+            </w:r>
+          </w:p>
+        </w:tc>
+        <w:tc>
+          <w:tcPr>
+            <w:tcW w:w="1417" w:type="dxa"/>
           </w:tcPr>
           <w:p>
             <w:pPr>
               <w:ind w:right="-105"/>
             </w:pPr>
-            <w:r>
-              <w:t>Saturasi O</w:t>
+            <w:proofErr w:type="spellStart"/>
+            <w:r>
+              <w:t>Saturasi</w:t>
+            </w:r>
+            <w:proofErr w:type="spellEnd"/>
+            <w:r>
+              <w:t xml:space="preserve"> O</w:t>
             </w:r>
             <w:r>
               <w:rPr>
@@ -1134,8 +2307,13 @@
             <w:tcW w:w="2802" w:type="dxa"/>
           </w:tcPr>
           <w:p>
-            <w:r>
-              <w:t>Frekuensi Nadi</w:t>
+            <w:proofErr w:type="spellStart"/>
+            <w:r>
+              <w:t>Frekuensi</w:t>
+            </w:r>
+            <w:proofErr w:type="spellEnd"/>
+            <w:r>
+              <w:t xml:space="preserve"> Nafas</w:t>
             </w:r>
           </w:p>
         </w:tc>
@@ -1151,7 +2329,7 @@
         </w:tc>
         <w:tc>
           <w:tcPr>
-            <w:tcW w:w="3260" w:type="dxa"/>
+            <w:tcW w:w="2977" w:type="dxa"/>
           </w:tcPr>
           <w:p>
             <w:pPr>
@@ -1163,20 +2341,20 @@
               <w:rPr>
                 <w:sz w:val="17"/>
               </w:rPr>
-              <w:t>${NADI}</w:t>
-            </w:r>
-          </w:p>
-        </w:tc>
-        <w:tc>
-          <w:tcPr>
-            <w:tcW w:w="1134" w:type="dxa"/>
+              <w:t>${FREKUENSI_NAPAS}</w:t>
+            </w:r>
+          </w:p>
+        </w:tc>
+        <w:tc>
+          <w:tcPr>
+            <w:tcW w:w="1417" w:type="dxa"/>
           </w:tcPr>
           <w:p>
             <w:pPr>
               <w:ind w:right="-105"/>
             </w:pPr>
             <w:r>
-              <w:t>GCS</w:t>
+              <w:t>Berat Badan</w:t>
             </w:r>
           </w:p>
         </w:tc>
@@ -1199,7 +2377,7 @@
               <w:rPr>
                 <w:sz w:val="17"/>
               </w:rPr>
-              <w:t>${KESADARAN_GCS}</w:t>
+              <w:t>${BERAT_BADAN}</w:t>
             </w:r>
           </w:p>
         </w:tc>
@@ -1210,9 +2388,11 @@
             <w:tcW w:w="2802" w:type="dxa"/>
           </w:tcPr>
           <w:p>
-            <w:r>
-              <w:t>Frekuensi Nafas</w:t>
-            </w:r>
+            <w:proofErr w:type="spellStart"/>
+            <w:r>
+              <w:t>Suhu</w:t>
+            </w:r>
+            <w:proofErr w:type="spellEnd"/>
           </w:p>
         </w:tc>
         <w:tc>
@@ -1227,7 +2407,7 @@
         </w:tc>
         <w:tc>
           <w:tcPr>
-            <w:tcW w:w="3260" w:type="dxa"/>
+            <w:tcW w:w="2977" w:type="dxa"/>
           </w:tcPr>
           <w:p>
             <w:pPr>
@@ -1239,20 +2419,20 @@
               <w:rPr>
                 <w:sz w:val="17"/>
               </w:rPr>
-              <w:t>${FREKUENSI_NAPAS}</w:t>
-            </w:r>
-          </w:p>
-        </w:tc>
-        <w:tc>
-          <w:tcPr>
-            <w:tcW w:w="1134" w:type="dxa"/>
+              <w:t>${SUHU}</w:t>
+            </w:r>
+          </w:p>
+        </w:tc>
+        <w:tc>
+          <w:tcPr>
+            <w:tcW w:w="1417" w:type="dxa"/>
           </w:tcPr>
           <w:p>
             <w:pPr>
               <w:ind w:right="-105"/>
             </w:pPr>
             <w:r>
-              <w:t>BB / TB</w:t>
+              <w:t>Panjang Badan</w:t>
             </w:r>
           </w:p>
         </w:tc>
@@ -1275,83 +2455,7 @@
               <w:rPr>
                 <w:sz w:val="17"/>
               </w:rPr>
-              <w:t>${BERAT_BADAN} / ${TINGGI_BADAN}</w:t>
-            </w:r>
-          </w:p>
-        </w:tc>
-      </w:tr>
-      <w:tr>
-        <w:tc>
-          <w:tcPr>
-            <w:tcW w:w="2802" w:type="dxa"/>
-          </w:tcPr>
-          <w:p>
-            <w:r>
-              <w:t>Suhu</w:t>
-            </w:r>
-          </w:p>
-        </w:tc>
-        <w:tc>
-          <w:tcPr>
-            <w:tcW w:w="283" w:type="dxa"/>
-          </w:tcPr>
-          <w:p>
-            <w:r>
-              <w:t>:</w:t>
-            </w:r>
-          </w:p>
-        </w:tc>
-        <w:tc>
-          <w:tcPr>
-            <w:tcW w:w="3260" w:type="dxa"/>
-          </w:tcPr>
-          <w:p>
-            <w:pPr>
-              <w:rPr>
-                <w:sz w:val="17"/>
-              </w:rPr>
-            </w:pPr>
-            <w:r>
-              <w:rPr>
-                <w:sz w:val="17"/>
-              </w:rPr>
-              <w:t>${SUHU}</w:t>
-            </w:r>
-          </w:p>
-        </w:tc>
-        <w:tc>
-          <w:tcPr>
-            <w:tcW w:w="1134" w:type="dxa"/>
-          </w:tcPr>
-          <w:p>
-            <w:pPr>
-              <w:ind w:right="-105"/>
-            </w:pPr>
-            <w:r>
-              <w:t>IMT</w:t>
-            </w:r>
-          </w:p>
-        </w:tc>
-        <w:tc>
-          <w:tcPr>
-            <w:tcW w:w="284" w:type="dxa"/>
-          </w:tcPr>
-          <w:p>
-            <w:r>
-              <w:t>:</w:t>
-            </w:r>
-          </w:p>
-        </w:tc>
-        <w:tc>
-          <w:tcPr>
-            <w:tcW w:w="3544" w:type="dxa"/>
-          </w:tcPr>
-          <w:p>
-            <w:r>
-              <w:rPr>
-                <w:sz w:val="17"/>
-              </w:rPr>
-              <w:t>${IMT}</w:t>
+              <w:t>${TINGGI_BADAN}</w:t>
             </w:r>
           </w:p>
         </w:tc>
@@ -1437,9 +2541,19 @@
             <w:tcW w:w="2802" w:type="dxa"/>
           </w:tcPr>
           <w:p>
-            <w:r>
-              <w:t>Mulut / tenggorokan</w:t>
-            </w:r>
+            <w:proofErr w:type="spellStart"/>
+            <w:r>
+              <w:t>Mulut</w:t>
+            </w:r>
+            <w:proofErr w:type="spellEnd"/>
+            <w:r>
+              <w:t xml:space="preserve"> / </w:t>
+            </w:r>
+            <w:proofErr w:type="spellStart"/>
+            <w:r>
+              <w:t>tenggorokan</w:t>
+            </w:r>
+            <w:proofErr w:type="spellEnd"/>
           </w:p>
         </w:tc>
         <w:tc>
@@ -1512,8 +2626,13 @@
           </w:tcPr>
           <w:p>
             <w:r>
-              <w:t>Dada / thoraks</w:t>
-            </w:r>
+              <w:t xml:space="preserve">Dada / </w:t>
+            </w:r>
+            <w:proofErr w:type="spellStart"/>
+            <w:r>
+              <w:t>thoraks</w:t>
+            </w:r>
+            <w:proofErr w:type="spellEnd"/>
           </w:p>
         </w:tc>
         <w:tc>
@@ -1548,8 +2667,13 @@
             <w:tcW w:w="2802" w:type="dxa"/>
           </w:tcPr>
           <w:p>
-            <w:r>
-              <w:t>Jantung (Cor)</w:t>
+            <w:proofErr w:type="spellStart"/>
+            <w:r>
+              <w:t>Jantung</w:t>
+            </w:r>
+            <w:proofErr w:type="spellEnd"/>
+            <w:r>
+              <w:t xml:space="preserve"> (Cor)</w:t>
             </w:r>
           </w:p>
         </w:tc>
@@ -1586,7 +2710,15 @@
           </w:tcPr>
           <w:p>
             <w:r>
-              <w:t>Paru (Pulmo)</w:t>
+              <w:t>Paru (</w:t>
+            </w:r>
+            <w:proofErr w:type="spellStart"/>
+            <w:r>
+              <w:t>Pulmo</w:t>
+            </w:r>
+            <w:proofErr w:type="spellEnd"/>
+            <w:r>
+              <w:t>)</w:t>
             </w:r>
           </w:p>
         </w:tc>
@@ -1659,9 +2791,11 @@
             <w:tcW w:w="2802" w:type="dxa"/>
           </w:tcPr>
           <w:p>
+            <w:proofErr w:type="spellStart"/>
             <w:r>
               <w:t>Ekstremitas</w:t>
             </w:r>
+            <w:proofErr w:type="spellEnd"/>
           </w:p>
         </w:tc>
         <w:tc>
@@ -1697,8 +2831,13 @@
           </w:tcPr>
           <w:p>
             <w:r>
-              <w:t>Status lokalis</w:t>
-            </w:r>
+              <w:t xml:space="preserve">Status </w:t>
+            </w:r>
+            <w:proofErr w:type="spellStart"/>
+            <w:r>
+              <w:t>lokalis</w:t>
+            </w:r>
+            <w:proofErr w:type="spellEnd"/>
           </w:p>
         </w:tc>
         <w:tc>
@@ -1733,9 +2872,27 @@
             <w:tcW w:w="2802" w:type="dxa"/>
           </w:tcPr>
           <w:p>
-            <w:r>
-              <w:t>Ringkasan pemeriksaan fisik</w:t>
-            </w:r>
+            <w:proofErr w:type="spellStart"/>
+            <w:r>
+              <w:t>Ringkasan</w:t>
+            </w:r>
+            <w:proofErr w:type="spellEnd"/>
+            <w:r>
+              <w:t xml:space="preserve"> </w:t>
+            </w:r>
+            <w:proofErr w:type="spellStart"/>
+            <w:r>
+              <w:t>pemeriksaan</w:t>
+            </w:r>
+            <w:proofErr w:type="spellEnd"/>
+            <w:r>
+              <w:t xml:space="preserve"> </w:t>
+            </w:r>
+            <w:proofErr w:type="spellStart"/>
+            <w:r>
+              <w:t>fisik</w:t>
+            </w:r>
+            <w:proofErr w:type="spellEnd"/>
           </w:p>
         </w:tc>
         <w:tc>
@@ -1810,8 +2967,13 @@
           </w:tcPr>
           <w:p>
             <w:r>
-              <w:t>Hasil Laboratorium</w:t>
-            </w:r>
+              <w:t xml:space="preserve">Hasil </w:t>
+            </w:r>
+            <w:proofErr w:type="spellStart"/>
+            <w:r>
+              <w:t>Laboratorium</w:t>
+            </w:r>
+            <w:proofErr w:type="spellEnd"/>
           </w:p>
         </w:tc>
         <w:tc>
@@ -1850,8 +3012,13 @@
           </w:tcPr>
           <w:p>
             <w:r>
-              <w:t>Hasil Radiologi</w:t>
-            </w:r>
+              <w:t xml:space="preserve">Hasil </w:t>
+            </w:r>
+            <w:proofErr w:type="spellStart"/>
+            <w:r>
+              <w:t>Radiologi</w:t>
+            </w:r>
+            <w:proofErr w:type="spellEnd"/>
           </w:p>
         </w:tc>
         <w:tc>
@@ -2043,6 +3210,7 @@
                 <w:sz w:val="20"/>
                 <w:szCs w:val="20"/>
               </w:rPr>
+              <w:lastRenderedPageBreak/>
               <w:t>RENCANA KONSULTASI</w:t>
             </w:r>
           </w:p>
@@ -2098,8 +3266,21 @@
             <w:tcW w:w="8222" w:type="dxa"/>
           </w:tcPr>
           <w:p>
-            <w:r>
-              <w:t xml:space="preserve">Perkiraan lama rawat : </w:t>
+            <w:proofErr w:type="spellStart"/>
+            <w:r>
+              <w:t>Perkiraan</w:t>
+            </w:r>
+            <w:proofErr w:type="spellEnd"/>
+            <w:r>
+              <w:t xml:space="preserve"> lama </w:t>
+            </w:r>
+            <w:proofErr w:type="spellStart"/>
+            <w:r>
+              <w:t>rawat</w:t>
+            </w:r>
+            <w:proofErr w:type="spellEnd"/>
+            <w:r>
+              <w:t xml:space="preserve"> : </w:t>
             </w:r>
             <w:r>
               <w:t>${KRITERIA_PULANG}</w:t>
@@ -2272,8 +3453,33 @@
                 <w:b/>
                 <w:bCs/>
               </w:rPr>
-              <w:t>Yang Melakukan Pengkajian</w:t>
-            </w:r>
+              <w:t xml:space="preserve">Yang </w:t>
+            </w:r>
+            <w:proofErr w:type="spellStart"/>
+            <w:r>
+              <w:rPr>
+                <w:b/>
+                <w:bCs/>
+              </w:rPr>
+              <w:t>Melakukan</w:t>
+            </w:r>
+            <w:proofErr w:type="spellEnd"/>
+            <w:r>
+              <w:rPr>
+                <w:b/>
+                <w:bCs/>
+              </w:rPr>
+              <w:t xml:space="preserve"> </w:t>
+            </w:r>
+            <w:proofErr w:type="spellStart"/>
+            <w:r>
+              <w:rPr>
+                <w:b/>
+                <w:bCs/>
+              </w:rPr>
+              <w:t>Pengkajian</w:t>
+            </w:r>
+            <w:proofErr w:type="spellEnd"/>
           </w:p>
           <w:p>
             <w:pPr>
@@ -2359,8 +3565,18 @@
                 <w:szCs w:val="18"/>
                 <w:lang w:val="en-ID"/>
               </w:rPr>
-              <w:t>Tanda Tangan dan Nama Lengkap</w:t>
-            </w:r>
+              <w:t xml:space="preserve">Tanda Tangan dan Nama </w:t>
+            </w:r>
+            <w:proofErr w:type="spellStart"/>
+            <w:r>
+              <w:rPr>
+                <w:sz w:val="14"/>
+                <w:szCs w:val="18"/>
+                <w:lang w:val="en-ID"/>
+              </w:rPr>
+              <w:t>Lengkap</w:t>
+            </w:r>
+            <w:proofErr w:type="spellEnd"/>
           </w:p>
         </w:tc>
       </w:tr>
@@ -2425,26 +3641,7 @@
         <w:sz w:val="16"/>
         <w:szCs w:val="20"/>
       </w:rPr>
-      <w:t>Formulir ini dicetak pada ${</w:t>
-    </w:r>
-    <w:r>
-      <w:rPr>
-        <w:i/>
-        <w:iCs/>
-        <w:sz w:val="16"/>
-        <w:szCs w:val="20"/>
-        <w:lang w:val="en-ID"/>
-      </w:rPr>
-      <w:t>TANGGAL_CETAK</w:t>
-    </w:r>
-    <w:r>
-      <w:rPr>
-        <w:i/>
-        <w:iCs/>
-        <w:sz w:val="16"/>
-        <w:szCs w:val="20"/>
-      </w:rPr>
-      <w:t>}</w:t>
+      <w:t>Rev. III/2026</w:t>
     </w:r>
   </w:p>
 </w:ftr>
@@ -3067,7 +4264,7 @@
   <w:style w:type="paragraph" w:default="1" w:styleId="Normal">
     <w:name w:val="Normal"/>
     <w:qFormat/>
-    <w:rsid w:val="00FC693F"/>
+    <w:rsid w:val="00312049"/>
     <w:pPr>
       <w:spacing w:after="40"/>
     </w:pPr>
@@ -3288,7 +4485,6 @@
   <w:style w:type="character" w:default="1" w:styleId="DefaultParagraphFont">
     <w:name w:val="Default Paragraph Font"/>
     <w:uiPriority w:val="1"/>
-    <w:semiHidden/>
     <w:unhideWhenUsed/>
   </w:style>
   <w:style w:type="table" w:default="1" w:styleId="TableNormal">
@@ -14095,6 +15291,19 @@
     <w:rsid w:val="00B22AAD"/>
     <w:rPr>
       <w:color w:val="666666"/>
+    </w:rPr>
+  </w:style>
+  <w:style w:type="character" w:styleId="HTMLCode">
+    <w:name w:val="HTML Code"/>
+    <w:basedOn w:val="DefaultParagraphFont"/>
+    <w:uiPriority w:val="99"/>
+    <w:semiHidden/>
+    <w:unhideWhenUsed/>
+    <w:rsid w:val="005746FA"/>
+    <w:rPr>
+      <w:rFonts w:ascii="Courier New" w:eastAsia="Times New Roman" w:hAnsi="Courier New" w:cs="Courier New"/>
+      <w:sz w:val="20"/>
+      <w:szCs w:val="20"/>
     </w:rPr>
   </w:style>
 </w:styles>

--- a/public/doc/emr/print_ranap_neonatus_dokter.docx
+++ b/public/doc/emr/print_ranap_neonatus_dokter.docx
@@ -161,12 +161,21 @@
               </w:rPr>
               <w:br/>
             </w:r>
+            <w:proofErr w:type="gramStart"/>
             <w:r>
               <w:rPr>
                 <w:b/>
                 <w:szCs w:val="16"/>
               </w:rPr>
-              <w:t xml:space="preserve">E-Mail : </w:t>
+              <w:t>E-Mail :</w:t>
+            </w:r>
+            <w:proofErr w:type="gramEnd"/>
+            <w:r>
+              <w:rPr>
+                <w:b/>
+                <w:szCs w:val="16"/>
+              </w:rPr>
+              <w:t xml:space="preserve"> </w:t>
             </w:r>
             <w:hyperlink r:id="rId9" w:history="1">
               <w:r>
@@ -185,7 +194,23 @@
                 <w:b/>
                 <w:szCs w:val="16"/>
               </w:rPr>
-              <w:t xml:space="preserve"> Website : </w:t>
+              <w:t xml:space="preserve"> </w:t>
+            </w:r>
+            <w:proofErr w:type="gramStart"/>
+            <w:r>
+              <w:rPr>
+                <w:b/>
+                <w:szCs w:val="16"/>
+              </w:rPr>
+              <w:t>Website :</w:t>
+            </w:r>
+            <w:proofErr w:type="gramEnd"/>
+            <w:r>
+              <w:rPr>
+                <w:b/>
+                <w:szCs w:val="16"/>
+              </w:rPr>
+              <w:t xml:space="preserve"> </w:t>
             </w:r>
             <w:hyperlink r:id="rId10" w:history="1">
               <w:r>
@@ -689,6 +714,7 @@
               </w:rPr>
             </w:pPr>
             <w:proofErr w:type="spellStart"/>
+            <w:proofErr w:type="gramStart"/>
             <w:r>
               <w:t>Tanggal</w:t>
             </w:r>
@@ -697,7 +723,11 @@
               <w:t xml:space="preserve"> </w:t>
             </w:r>
             <w:r>
-              <w:t xml:space="preserve">: </w:t>
+              <w:t>:</w:t>
+            </w:r>
+            <w:proofErr w:type="gramEnd"/>
+            <w:r>
+              <w:t xml:space="preserve"> </w:t>
             </w:r>
             <w:r>
               <w:rPr>
@@ -739,6 +769,7 @@
                 <w:lang w:val="en-ID"/>
               </w:rPr>
             </w:pPr>
+            <w:proofErr w:type="gramStart"/>
             <w:r>
               <w:t>Jam</w:t>
             </w:r>
@@ -746,7 +777,11 @@
               <w:t xml:space="preserve"> </w:t>
             </w:r>
             <w:r>
-              <w:t xml:space="preserve">: </w:t>
+              <w:t>:</w:t>
+            </w:r>
+            <w:proofErr w:type="gramEnd"/>
+            <w:r>
+              <w:t xml:space="preserve"> </w:t>
             </w:r>
             <w:r>
               <w:rPr>
@@ -773,105 +808,6 @@
                 <w:sz w:val="17"/>
               </w:rPr>
               <w:t>}</w:t>
-            </w:r>
-          </w:p>
-        </w:tc>
-      </w:tr>
-    </w:tbl>
-    <w:p/>
-    <w:tbl>
-      <w:tblPr>
-        <w:tblStyle w:val="TableGrid"/>
-        <w:tblW w:w="0" w:type="auto"/>
-        <w:tblLook w:val="04A0" w:firstRow="1" w:lastRow="0" w:firstColumn="1" w:lastColumn="0" w:noHBand="0" w:noVBand="1"/>
-      </w:tblPr>
-      <w:tblGrid>
-        <w:gridCol w:w="5653"/>
-        <w:gridCol w:w="5654"/>
-      </w:tblGrid>
-      <w:tr>
-        <w:tc>
-          <w:tcPr>
-            <w:tcW w:w="5653" w:type="dxa"/>
-          </w:tcPr>
-          <w:p>
-            <w:pPr>
-              <w:rPr>
-                <w:sz w:val="17"/>
-              </w:rPr>
-            </w:pPr>
-            <w:r>
-              <w:rPr>
-                <w:b/>
-                <w:bCs/>
-                <w:sz w:val="20"/>
-                <w:szCs w:val="20"/>
-              </w:rPr>
-              <w:t>STATUS OBSTETRI</w:t>
-            </w:r>
-          </w:p>
-        </w:tc>
-        <w:tc>
-          <w:tcPr>
-            <w:tcW w:w="5654" w:type="dxa"/>
-          </w:tcPr>
-          <w:p>
-            <w:pPr>
-              <w:rPr>
-                <w:sz w:val="17"/>
-              </w:rPr>
-            </w:pPr>
-            <w:r>
-              <w:rPr>
-                <w:b/>
-                <w:bCs/>
-                <w:sz w:val="20"/>
-                <w:szCs w:val="20"/>
-              </w:rPr>
-              <w:t xml:space="preserve">STATUS </w:t>
-            </w:r>
-            <w:r>
-              <w:rPr>
-                <w:b/>
-                <w:bCs/>
-                <w:sz w:val="20"/>
-                <w:szCs w:val="20"/>
-              </w:rPr>
-              <w:t>NEONATUS</w:t>
-            </w:r>
-          </w:p>
-        </w:tc>
-      </w:tr>
-      <w:tr>
-        <w:tc>
-          <w:tcPr>
-            <w:tcW w:w="5653" w:type="dxa"/>
-          </w:tcPr>
-          <w:p>
-            <w:r>
-              <w:t>${</w:t>
-            </w:r>
-            <w:r>
-              <w:t>STATUS_OBSTETRI</w:t>
-            </w:r>
-            <w:r>
-              <w:t>}</w:t>
-            </w:r>
-          </w:p>
-        </w:tc>
-        <w:tc>
-          <w:tcPr>
-            <w:tcW w:w="5654" w:type="dxa"/>
-          </w:tcPr>
-          <w:p>
-            <w:r>
-              <w:t>${</w:t>
-            </w:r>
-            <w:r>
-              <w:t>STATUS_</w:t>
-            </w:r>
-            <w:r>
-              <w:t>NEONATUS}</w:t>
             </w:r>
           </w:p>
         </w:tc>
@@ -893,8 +829,8 @@
       <w:tr>
         <w:tc>
           <w:tcPr>
-            <w:tcW w:w="11307" w:type="dxa"/>
-            <w:gridSpan w:val="4"/>
+            <w:tcW w:w="5653" w:type="dxa"/>
+            <w:gridSpan w:val="2"/>
           </w:tcPr>
           <w:p>
             <w:pPr>
@@ -909,25 +845,77 @@
                 <w:sz w:val="20"/>
                 <w:szCs w:val="20"/>
               </w:rPr>
-              <w:t>PENILAIAN AWAL BAYI</w:t>
-            </w:r>
-          </w:p>
-        </w:tc>
-      </w:tr>
-      <w:tr>
-        <w:tc>
-          <w:tcPr>
-            <w:tcW w:w="2826" w:type="dxa"/>
+              <w:t>STATUS OBSTETRI</w:t>
+            </w:r>
+          </w:p>
+        </w:tc>
+        <w:tc>
+          <w:tcPr>
+            <w:tcW w:w="5654" w:type="dxa"/>
+            <w:gridSpan w:val="2"/>
           </w:tcPr>
           <w:p>
             <w:pPr>
-              <w:jc w:val="center"/>
+              <w:rPr>
+                <w:sz w:val="17"/>
+              </w:rPr>
+            </w:pPr>
+            <w:r>
               <w:rPr>
                 <w:b/>
                 <w:bCs/>
                 <w:sz w:val="20"/>
                 <w:szCs w:val="20"/>
               </w:rPr>
+              <w:t>STATUS NEONATUS</w:t>
+            </w:r>
+          </w:p>
+        </w:tc>
+      </w:tr>
+      <w:tr>
+        <w:tc>
+          <w:tcPr>
+            <w:tcW w:w="5653" w:type="dxa"/>
+            <w:gridSpan w:val="2"/>
+          </w:tcPr>
+          <w:p>
+            <w:r>
+              <w:t>${</w:t>
+            </w:r>
+            <w:r>
+              <w:t>STATUS_OBSTETRI</w:t>
+            </w:r>
+            <w:r>
+              <w:t>}</w:t>
+            </w:r>
+          </w:p>
+        </w:tc>
+        <w:tc>
+          <w:tcPr>
+            <w:tcW w:w="5654" w:type="dxa"/>
+            <w:gridSpan w:val="2"/>
+          </w:tcPr>
+          <w:p>
+            <w:r>
+              <w:t>${</w:t>
+            </w:r>
+            <w:r>
+              <w:t>STATUS_NEONATUS}</w:t>
+            </w:r>
+          </w:p>
+        </w:tc>
+      </w:tr>
+      <w:tr>
+        <w:tc>
+          <w:tcPr>
+            <w:tcW w:w="11307" w:type="dxa"/>
+            <w:gridSpan w:val="4"/>
+          </w:tcPr>
+          <w:p>
+            <w:pPr>
+              <w:rPr>
+                <w:sz w:val="17"/>
+              </w:rPr>
             </w:pPr>
             <w:r>
               <w:rPr>
@@ -936,13 +924,15 @@
                 <w:sz w:val="20"/>
                 <w:szCs w:val="20"/>
               </w:rPr>
-              <w:t>APGAR SCORE</w:t>
-            </w:r>
-          </w:p>
-        </w:tc>
-        <w:tc>
-          <w:tcPr>
-            <w:tcW w:w="2827" w:type="dxa"/>
+              <w:t>PENILAIAN AWAL BAYI</w:t>
+            </w:r>
+          </w:p>
+        </w:tc>
+      </w:tr>
+      <w:tr>
+        <w:tc>
+          <w:tcPr>
+            <w:tcW w:w="2826" w:type="dxa"/>
           </w:tcPr>
           <w:p>
             <w:pPr>
@@ -961,7 +951,7 @@
                 <w:sz w:val="20"/>
                 <w:szCs w:val="20"/>
               </w:rPr>
-              <w:t>1 Menit</w:t>
+              <w:t>APGAR SCORE</w:t>
             </w:r>
           </w:p>
         </w:tc>
@@ -986,33 +976,33 @@
                 <w:sz w:val="20"/>
                 <w:szCs w:val="20"/>
               </w:rPr>
-              <w:t>5</w:t>
-            </w:r>
-            <w:r>
+              <w:t>1 Menit</w:t>
+            </w:r>
+          </w:p>
+        </w:tc>
+        <w:tc>
+          <w:tcPr>
+            <w:tcW w:w="2827" w:type="dxa"/>
+          </w:tcPr>
+          <w:p>
+            <w:pPr>
+              <w:jc w:val="center"/>
               <w:rPr>
                 <w:b/>
                 <w:bCs/>
                 <w:sz w:val="20"/>
                 <w:szCs w:val="20"/>
               </w:rPr>
-              <w:t xml:space="preserve"> Menit</w:t>
-            </w:r>
-          </w:p>
-        </w:tc>
-        <w:tc>
-          <w:tcPr>
-            <w:tcW w:w="2827" w:type="dxa"/>
-          </w:tcPr>
-          <w:p>
-            <w:pPr>
-              <w:jc w:val="center"/>
+            </w:pPr>
+            <w:r>
               <w:rPr>
                 <w:b/>
                 <w:bCs/>
                 <w:sz w:val="20"/>
                 <w:szCs w:val="20"/>
               </w:rPr>
-            </w:pPr>
+              <w:t>5</w:t>
+            </w:r>
             <w:r>
               <w:rPr>
                 <w:b/>
@@ -1020,17 +1010,24 @@
                 <w:sz w:val="20"/>
                 <w:szCs w:val="20"/>
               </w:rPr>
-              <w:t>1</w:t>
-            </w:r>
-            <w:r>
+              <w:t xml:space="preserve"> Menit</w:t>
+            </w:r>
+          </w:p>
+        </w:tc>
+        <w:tc>
+          <w:tcPr>
+            <w:tcW w:w="2827" w:type="dxa"/>
+          </w:tcPr>
+          <w:p>
+            <w:pPr>
+              <w:jc w:val="center"/>
               <w:rPr>
                 <w:b/>
                 <w:bCs/>
                 <w:sz w:val="20"/>
                 <w:szCs w:val="20"/>
               </w:rPr>
-              <w:t>0</w:t>
-            </w:r>
+            </w:pPr>
             <w:r>
               <w:rPr>
                 <w:b/>
@@ -1038,349 +1035,8 @@
                 <w:sz w:val="20"/>
                 <w:szCs w:val="20"/>
               </w:rPr>
-              <w:t xml:space="preserve"> Menit</w:t>
-            </w:r>
-          </w:p>
-        </w:tc>
-      </w:tr>
-      <w:tr>
-        <w:tc>
-          <w:tcPr>
-            <w:tcW w:w="2826" w:type="dxa"/>
-          </w:tcPr>
-          <w:p>
-            <w:proofErr w:type="spellStart"/>
-            <w:r>
-              <w:t>Denyut</w:t>
-            </w:r>
-            <w:proofErr w:type="spellEnd"/>
-            <w:r>
-              <w:t xml:space="preserve"> </w:t>
-            </w:r>
-            <w:proofErr w:type="spellStart"/>
-            <w:r>
-              <w:t>Jantung</w:t>
-            </w:r>
-            <w:proofErr w:type="spellEnd"/>
-          </w:p>
-        </w:tc>
-        <w:tc>
-          <w:tcPr>
-            <w:tcW w:w="2827" w:type="dxa"/>
-          </w:tcPr>
-          <w:p>
-            <w:pPr>
-              <w:jc w:val="center"/>
-            </w:pPr>
-            <w:r>
-              <w:t>${APGAR_1_DENYUT}</w:t>
-            </w:r>
-          </w:p>
-        </w:tc>
-        <w:tc>
-          <w:tcPr>
-            <w:tcW w:w="2827" w:type="dxa"/>
-          </w:tcPr>
-          <w:p>
-            <w:pPr>
-              <w:jc w:val="center"/>
-            </w:pPr>
-            <w:r>
-              <w:t>${APGAR_</w:t>
-            </w:r>
-            <w:r>
-              <w:t>5</w:t>
-            </w:r>
-            <w:r>
-              <w:t>_DENYUT}</w:t>
-            </w:r>
-          </w:p>
-        </w:tc>
-        <w:tc>
-          <w:tcPr>
-            <w:tcW w:w="2827" w:type="dxa"/>
-          </w:tcPr>
-          <w:p>
-            <w:pPr>
-              <w:jc w:val="center"/>
-            </w:pPr>
-            <w:r>
-              <w:t>${APGAR_1</w:t>
-            </w:r>
-            <w:r>
-              <w:t>0</w:t>
-            </w:r>
-            <w:r>
-              <w:t>_DENYUT}</w:t>
-            </w:r>
-          </w:p>
-        </w:tc>
-      </w:tr>
-      <w:tr>
-        <w:tc>
-          <w:tcPr>
-            <w:tcW w:w="2826" w:type="dxa"/>
-          </w:tcPr>
-          <w:p>
-            <w:proofErr w:type="spellStart"/>
-            <w:r>
-              <w:t>Pernapasan</w:t>
-            </w:r>
-            <w:proofErr w:type="spellEnd"/>
-          </w:p>
-        </w:tc>
-        <w:tc>
-          <w:tcPr>
-            <w:tcW w:w="2827" w:type="dxa"/>
-          </w:tcPr>
-          <w:p>
-            <w:pPr>
-              <w:jc w:val="center"/>
-            </w:pPr>
-            <w:r>
-              <w:t>${APGAR_1_PERNAFASAN}</w:t>
-            </w:r>
-          </w:p>
-        </w:tc>
-        <w:tc>
-          <w:tcPr>
-            <w:tcW w:w="2827" w:type="dxa"/>
-          </w:tcPr>
-          <w:p>
-            <w:pPr>
-              <w:jc w:val="center"/>
-            </w:pPr>
-            <w:r>
-              <w:t>${APGAR_</w:t>
-            </w:r>
-            <w:r>
-              <w:t>5</w:t>
-            </w:r>
-            <w:r>
-              <w:t>_PERNAFASAN}</w:t>
-            </w:r>
-          </w:p>
-        </w:tc>
-        <w:tc>
-          <w:tcPr>
-            <w:tcW w:w="2827" w:type="dxa"/>
-          </w:tcPr>
-          <w:p>
-            <w:pPr>
-              <w:jc w:val="center"/>
-            </w:pPr>
-            <w:r>
-              <w:t>${APGAR_1</w:t>
-            </w:r>
-            <w:r>
-              <w:t>0</w:t>
-            </w:r>
-            <w:r>
-              <w:t>_PERNAFASAN}</w:t>
-            </w:r>
-          </w:p>
-        </w:tc>
-      </w:tr>
-      <w:tr>
-        <w:tc>
-          <w:tcPr>
-            <w:tcW w:w="2826" w:type="dxa"/>
-          </w:tcPr>
-          <w:p>
-            <w:r>
-              <w:t>Tonus Otot</w:t>
-            </w:r>
-          </w:p>
-        </w:tc>
-        <w:tc>
-          <w:tcPr>
-            <w:tcW w:w="2827" w:type="dxa"/>
-          </w:tcPr>
-          <w:p>
-            <w:pPr>
-              <w:jc w:val="center"/>
-            </w:pPr>
-            <w:r>
-              <w:t>${APGAR_1_TONUS}</w:t>
-            </w:r>
-          </w:p>
-        </w:tc>
-        <w:tc>
-          <w:tcPr>
-            <w:tcW w:w="2827" w:type="dxa"/>
-          </w:tcPr>
-          <w:p>
-            <w:pPr>
-              <w:jc w:val="center"/>
-            </w:pPr>
-            <w:r>
-              <w:t>${APGAR_</w:t>
-            </w:r>
-            <w:r>
-              <w:t>5</w:t>
-            </w:r>
-            <w:r>
-              <w:t>_TONUS}</w:t>
-            </w:r>
-          </w:p>
-        </w:tc>
-        <w:tc>
-          <w:tcPr>
-            <w:tcW w:w="2827" w:type="dxa"/>
-          </w:tcPr>
-          <w:p>
-            <w:pPr>
-              <w:jc w:val="center"/>
-            </w:pPr>
-            <w:r>
-              <w:t>${APGAR_1</w:t>
-            </w:r>
-            <w:r>
-              <w:t>0</w:t>
-            </w:r>
-            <w:r>
-              <w:t>_TONUS}</w:t>
-            </w:r>
-          </w:p>
-        </w:tc>
-      </w:tr>
-      <w:tr>
-        <w:tc>
-          <w:tcPr>
-            <w:tcW w:w="2826" w:type="dxa"/>
-          </w:tcPr>
-          <w:p>
-            <w:r>
-              <w:t xml:space="preserve">Peka </w:t>
-            </w:r>
-            <w:proofErr w:type="spellStart"/>
-            <w:r>
-              <w:t>Rangsang</w:t>
-            </w:r>
-            <w:proofErr w:type="spellEnd"/>
-          </w:p>
-        </w:tc>
-        <w:tc>
-          <w:tcPr>
-            <w:tcW w:w="2827" w:type="dxa"/>
-          </w:tcPr>
-          <w:p>
-            <w:pPr>
-              <w:jc w:val="center"/>
-            </w:pPr>
-            <w:r>
-              <w:t>${APGAR_1_RANGSANG}</w:t>
-            </w:r>
-          </w:p>
-        </w:tc>
-        <w:tc>
-          <w:tcPr>
-            <w:tcW w:w="2827" w:type="dxa"/>
-          </w:tcPr>
-          <w:p>
-            <w:pPr>
-              <w:jc w:val="center"/>
-            </w:pPr>
-            <w:r>
-              <w:t>${APGAR_</w:t>
-            </w:r>
-            <w:r>
-              <w:t>5</w:t>
-            </w:r>
-            <w:r>
-              <w:t>_RANGSANG}</w:t>
-            </w:r>
-          </w:p>
-        </w:tc>
-        <w:tc>
-          <w:tcPr>
-            <w:tcW w:w="2827" w:type="dxa"/>
-          </w:tcPr>
-          <w:p>
-            <w:pPr>
-              <w:jc w:val="center"/>
-            </w:pPr>
-            <w:r>
-              <w:t>${APGAR_1</w:t>
-            </w:r>
-            <w:r>
-              <w:t>0</w:t>
-            </w:r>
-            <w:r>
-              <w:t>_RANGSANG}</w:t>
-            </w:r>
-          </w:p>
-        </w:tc>
-      </w:tr>
-      <w:tr>
-        <w:tc>
-          <w:tcPr>
-            <w:tcW w:w="2826" w:type="dxa"/>
-          </w:tcPr>
-          <w:p>
-            <w:r>
-              <w:t>Warna</w:t>
-            </w:r>
-          </w:p>
-        </w:tc>
-        <w:tc>
-          <w:tcPr>
-            <w:tcW w:w="2827" w:type="dxa"/>
-          </w:tcPr>
-          <w:p>
-            <w:pPr>
-              <w:jc w:val="center"/>
-            </w:pPr>
-            <w:r>
-              <w:t>${APGAR_1_WARNA}</w:t>
-            </w:r>
-          </w:p>
-        </w:tc>
-        <w:tc>
-          <w:tcPr>
-            <w:tcW w:w="2827" w:type="dxa"/>
-          </w:tcPr>
-          <w:p>
-            <w:pPr>
-              <w:jc w:val="center"/>
-            </w:pPr>
-            <w:r>
-              <w:t>${APGAR_</w:t>
-            </w:r>
-            <w:r>
-              <w:t>5</w:t>
-            </w:r>
-            <w:r>
-              <w:t>_WARNA}</w:t>
-            </w:r>
-          </w:p>
-        </w:tc>
-        <w:tc>
-          <w:tcPr>
-            <w:tcW w:w="2827" w:type="dxa"/>
-          </w:tcPr>
-          <w:p>
-            <w:pPr>
-              <w:jc w:val="center"/>
-            </w:pPr>
-            <w:r>
-              <w:t>${APGAR_1</w:t>
-            </w:r>
-            <w:r>
-              <w:t>0</w:t>
-            </w:r>
-            <w:r>
-              <w:t>_WARNA}</w:t>
-            </w:r>
-          </w:p>
-        </w:tc>
-      </w:tr>
-      <w:tr>
-        <w:tc>
-          <w:tcPr>
-            <w:tcW w:w="2826" w:type="dxa"/>
-          </w:tcPr>
-          <w:p>
+              <w:t>1</w:t>
+            </w:r>
             <w:r>
               <w:rPr>
                 <w:b/>
@@ -1388,8 +1044,39 @@
                 <w:sz w:val="20"/>
                 <w:szCs w:val="20"/>
               </w:rPr>
-              <w:t>TOTAL</w:t>
-            </w:r>
+              <w:t>0</w:t>
+            </w:r>
+            <w:r>
+              <w:rPr>
+                <w:b/>
+                <w:bCs/>
+                <w:sz w:val="20"/>
+                <w:szCs w:val="20"/>
+              </w:rPr>
+              <w:t xml:space="preserve"> Menit</w:t>
+            </w:r>
+          </w:p>
+        </w:tc>
+      </w:tr>
+      <w:tr>
+        <w:tc>
+          <w:tcPr>
+            <w:tcW w:w="2826" w:type="dxa"/>
+          </w:tcPr>
+          <w:p>
+            <w:proofErr w:type="spellStart"/>
+            <w:r>
+              <w:t>Denyut</w:t>
+            </w:r>
+            <w:proofErr w:type="spellEnd"/>
+            <w:r>
+              <w:t xml:space="preserve"> </w:t>
+            </w:r>
+            <w:proofErr w:type="spellStart"/>
+            <w:r>
+              <w:t>Jantung</w:t>
+            </w:r>
+            <w:proofErr w:type="spellEnd"/>
           </w:p>
         </w:tc>
         <w:tc>
@@ -1401,7 +1088,7 @@
               <w:jc w:val="center"/>
             </w:pPr>
             <w:r>
-              <w:t>${APGAR_TOTAL_1}</w:t>
+              <w:t>${APGAR_1_DENYUT}</w:t>
             </w:r>
           </w:p>
         </w:tc>
@@ -1414,13 +1101,13 @@
               <w:jc w:val="center"/>
             </w:pPr>
             <w:r>
-              <w:t>${APGAR_TOTAL_</w:t>
+              <w:t>${APGAR_</w:t>
             </w:r>
             <w:r>
               <w:t>5</w:t>
             </w:r>
             <w:r>
-              <w:t>}</w:t>
+              <w:t>_DENYUT}</w:t>
             </w:r>
           </w:p>
         </w:tc>
@@ -1433,12 +1120,380 @@
               <w:jc w:val="center"/>
             </w:pPr>
             <w:r>
+              <w:t>${APGAR_1</w:t>
+            </w:r>
+            <w:r>
+              <w:t>0</w:t>
+            </w:r>
+            <w:r>
+              <w:t>_DENYUT}</w:t>
+            </w:r>
+          </w:p>
+        </w:tc>
+      </w:tr>
+      <w:tr>
+        <w:tc>
+          <w:tcPr>
+            <w:tcW w:w="2826" w:type="dxa"/>
+          </w:tcPr>
+          <w:p>
+            <w:proofErr w:type="spellStart"/>
+            <w:r>
+              <w:t>Pernapasan</w:t>
+            </w:r>
+            <w:proofErr w:type="spellEnd"/>
+          </w:p>
+        </w:tc>
+        <w:tc>
+          <w:tcPr>
+            <w:tcW w:w="2827" w:type="dxa"/>
+          </w:tcPr>
+          <w:p>
+            <w:pPr>
+              <w:jc w:val="center"/>
+            </w:pPr>
+            <w:r>
+              <w:t>${APGAR_1_PERNAFASAN}</w:t>
+            </w:r>
+          </w:p>
+        </w:tc>
+        <w:tc>
+          <w:tcPr>
+            <w:tcW w:w="2827" w:type="dxa"/>
+          </w:tcPr>
+          <w:p>
+            <w:pPr>
+              <w:jc w:val="center"/>
+            </w:pPr>
+            <w:r>
+              <w:t>${APGAR_</w:t>
+            </w:r>
+            <w:r>
+              <w:t>5</w:t>
+            </w:r>
+            <w:r>
+              <w:t>_PERNAFASAN}</w:t>
+            </w:r>
+          </w:p>
+        </w:tc>
+        <w:tc>
+          <w:tcPr>
+            <w:tcW w:w="2827" w:type="dxa"/>
+          </w:tcPr>
+          <w:p>
+            <w:pPr>
+              <w:jc w:val="center"/>
+            </w:pPr>
+            <w:r>
+              <w:t>${APGAR_1</w:t>
+            </w:r>
+            <w:r>
+              <w:t>0</w:t>
+            </w:r>
+            <w:r>
+              <w:t>_PERNAFASAN}</w:t>
+            </w:r>
+          </w:p>
+        </w:tc>
+      </w:tr>
+      <w:tr>
+        <w:tc>
+          <w:tcPr>
+            <w:tcW w:w="2826" w:type="dxa"/>
+          </w:tcPr>
+          <w:p>
+            <w:r>
+              <w:t>Tonus Otot</w:t>
+            </w:r>
+          </w:p>
+        </w:tc>
+        <w:tc>
+          <w:tcPr>
+            <w:tcW w:w="2827" w:type="dxa"/>
+          </w:tcPr>
+          <w:p>
+            <w:pPr>
+              <w:jc w:val="center"/>
+            </w:pPr>
+            <w:r>
+              <w:t>${APGAR_1_TONUS}</w:t>
+            </w:r>
+          </w:p>
+        </w:tc>
+        <w:tc>
+          <w:tcPr>
+            <w:tcW w:w="2827" w:type="dxa"/>
+          </w:tcPr>
+          <w:p>
+            <w:pPr>
+              <w:jc w:val="center"/>
+            </w:pPr>
+            <w:r>
+              <w:t>${APGAR_</w:t>
+            </w:r>
+            <w:r>
+              <w:t>5</w:t>
+            </w:r>
+            <w:r>
+              <w:t>_TONUS}</w:t>
+            </w:r>
+          </w:p>
+        </w:tc>
+        <w:tc>
+          <w:tcPr>
+            <w:tcW w:w="2827" w:type="dxa"/>
+          </w:tcPr>
+          <w:p>
+            <w:pPr>
+              <w:jc w:val="center"/>
+            </w:pPr>
+            <w:r>
+              <w:t>${APGAR_1</w:t>
+            </w:r>
+            <w:r>
+              <w:t>0</w:t>
+            </w:r>
+            <w:r>
+              <w:t>_TONUS}</w:t>
+            </w:r>
+          </w:p>
+        </w:tc>
+      </w:tr>
+      <w:tr>
+        <w:tc>
+          <w:tcPr>
+            <w:tcW w:w="2826" w:type="dxa"/>
+          </w:tcPr>
+          <w:p>
+            <w:r>
+              <w:t xml:space="preserve">Peka </w:t>
+            </w:r>
+            <w:proofErr w:type="spellStart"/>
+            <w:r>
+              <w:t>Rangsang</w:t>
+            </w:r>
+            <w:proofErr w:type="spellEnd"/>
+          </w:p>
+        </w:tc>
+        <w:tc>
+          <w:tcPr>
+            <w:tcW w:w="2827" w:type="dxa"/>
+          </w:tcPr>
+          <w:p>
+            <w:pPr>
+              <w:jc w:val="center"/>
+            </w:pPr>
+            <w:r>
+              <w:t>${APGAR_1_RANGSANG}</w:t>
+            </w:r>
+          </w:p>
+        </w:tc>
+        <w:tc>
+          <w:tcPr>
+            <w:tcW w:w="2827" w:type="dxa"/>
+          </w:tcPr>
+          <w:p>
+            <w:pPr>
+              <w:jc w:val="center"/>
+            </w:pPr>
+            <w:r>
+              <w:t>${APGAR_</w:t>
+            </w:r>
+            <w:r>
+              <w:t>5</w:t>
+            </w:r>
+            <w:r>
+              <w:t>_RANGSANG}</w:t>
+            </w:r>
+          </w:p>
+        </w:tc>
+        <w:tc>
+          <w:tcPr>
+            <w:tcW w:w="2827" w:type="dxa"/>
+          </w:tcPr>
+          <w:p>
+            <w:pPr>
+              <w:jc w:val="center"/>
+            </w:pPr>
+            <w:r>
+              <w:t>${APGAR_1</w:t>
+            </w:r>
+            <w:r>
+              <w:t>0</w:t>
+            </w:r>
+            <w:r>
+              <w:t>_RANGSANG}</w:t>
+            </w:r>
+          </w:p>
+        </w:tc>
+      </w:tr>
+      <w:tr>
+        <w:tc>
+          <w:tcPr>
+            <w:tcW w:w="2826" w:type="dxa"/>
+          </w:tcPr>
+          <w:p>
+            <w:r>
+              <w:t>Warna</w:t>
+            </w:r>
+          </w:p>
+        </w:tc>
+        <w:tc>
+          <w:tcPr>
+            <w:tcW w:w="2827" w:type="dxa"/>
+          </w:tcPr>
+          <w:p>
+            <w:pPr>
+              <w:jc w:val="center"/>
+            </w:pPr>
+            <w:r>
+              <w:t>${APGAR_1_WARNA}</w:t>
+            </w:r>
+          </w:p>
+        </w:tc>
+        <w:tc>
+          <w:tcPr>
+            <w:tcW w:w="2827" w:type="dxa"/>
+          </w:tcPr>
+          <w:p>
+            <w:pPr>
+              <w:jc w:val="center"/>
+            </w:pPr>
+            <w:r>
+              <w:t>${APGAR_</w:t>
+            </w:r>
+            <w:r>
+              <w:t>5</w:t>
+            </w:r>
+            <w:r>
+              <w:t>_WARNA}</w:t>
+            </w:r>
+          </w:p>
+        </w:tc>
+        <w:tc>
+          <w:tcPr>
+            <w:tcW w:w="2827" w:type="dxa"/>
+          </w:tcPr>
+          <w:p>
+            <w:pPr>
+              <w:jc w:val="center"/>
+            </w:pPr>
+            <w:r>
+              <w:t>${APGAR_1</w:t>
+            </w:r>
+            <w:r>
+              <w:t>0</w:t>
+            </w:r>
+            <w:r>
+              <w:t>_WARNA}</w:t>
+            </w:r>
+          </w:p>
+        </w:tc>
+      </w:tr>
+      <w:tr>
+        <w:tc>
+          <w:tcPr>
+            <w:tcW w:w="2826" w:type="dxa"/>
+          </w:tcPr>
+          <w:p>
+            <w:r>
+              <w:rPr>
+                <w:b/>
+                <w:bCs/>
+                <w:sz w:val="20"/>
+                <w:szCs w:val="20"/>
+              </w:rPr>
+              <w:t>TOTAL</w:t>
+            </w:r>
+          </w:p>
+        </w:tc>
+        <w:tc>
+          <w:tcPr>
+            <w:tcW w:w="2827" w:type="dxa"/>
+          </w:tcPr>
+          <w:p>
+            <w:pPr>
+              <w:jc w:val="center"/>
+              <w:rPr>
+                <w:b/>
+                <w:bCs/>
+              </w:rPr>
+            </w:pPr>
+            <w:r>
+              <w:rPr>
+                <w:b/>
+                <w:bCs/>
+              </w:rPr>
+              <w:t>${APGAR_TOTAL_1}</w:t>
+            </w:r>
+          </w:p>
+        </w:tc>
+        <w:tc>
+          <w:tcPr>
+            <w:tcW w:w="2827" w:type="dxa"/>
+          </w:tcPr>
+          <w:p>
+            <w:pPr>
+              <w:jc w:val="center"/>
+              <w:rPr>
+                <w:b/>
+                <w:bCs/>
+              </w:rPr>
+            </w:pPr>
+            <w:r>
+              <w:rPr>
+                <w:b/>
+                <w:bCs/>
+              </w:rPr>
+              <w:t>${APGAR_TOTAL_</w:t>
+            </w:r>
+            <w:r>
+              <w:rPr>
+                <w:b/>
+                <w:bCs/>
+              </w:rPr>
+              <w:t>5</w:t>
+            </w:r>
+            <w:r>
+              <w:rPr>
+                <w:b/>
+                <w:bCs/>
+              </w:rPr>
+              <w:t>}</w:t>
+            </w:r>
+          </w:p>
+        </w:tc>
+        <w:tc>
+          <w:tcPr>
+            <w:tcW w:w="2827" w:type="dxa"/>
+          </w:tcPr>
+          <w:p>
+            <w:pPr>
+              <w:jc w:val="center"/>
+              <w:rPr>
+                <w:b/>
+                <w:bCs/>
+              </w:rPr>
+            </w:pPr>
+            <w:r>
+              <w:rPr>
+                <w:b/>
+                <w:bCs/>
+              </w:rPr>
               <w:t>${APGAR_TOTAL_1</w:t>
             </w:r>
             <w:r>
+              <w:rPr>
+                <w:b/>
+                <w:bCs/>
+              </w:rPr>
               <w:t>0</w:t>
             </w:r>
             <w:r>
+              <w:rPr>
+                <w:b/>
+                <w:bCs/>
+              </w:rPr>
               <w:t>}</w:t>
             </w:r>
           </w:p>
@@ -2465,19 +2520,24 @@
     <w:tbl>
       <w:tblPr>
         <w:tblStyle w:val="TableGrid"/>
-        <w:tblW w:w="0" w:type="auto"/>
+        <w:tblW w:w="11307" w:type="dxa"/>
         <w:tblLook w:val="04A0" w:firstRow="1" w:lastRow="0" w:firstColumn="1" w:lastColumn="0" w:noHBand="0" w:noVBand="1"/>
       </w:tblPr>
       <w:tblGrid>
-        <w:gridCol w:w="2802"/>
+        <w:gridCol w:w="1951"/>
         <w:gridCol w:w="283"/>
-        <w:gridCol w:w="8222"/>
+        <w:gridCol w:w="1535"/>
+        <w:gridCol w:w="1868"/>
+        <w:gridCol w:w="1901"/>
+        <w:gridCol w:w="49"/>
+        <w:gridCol w:w="283"/>
+        <w:gridCol w:w="3437"/>
       </w:tblGrid>
       <w:tr>
         <w:tc>
           <w:tcPr>
             <w:tcW w:w="11307" w:type="dxa"/>
-            <w:gridSpan w:val="3"/>
+            <w:gridSpan w:val="8"/>
           </w:tcPr>
           <w:p>
             <w:pPr>
@@ -2495,65 +2555,58 @@
               </w:rPr>
               <w:t>PEMERIKSAAN FISIK</w:t>
             </w:r>
+            <w:r>
+              <w:rPr>
+                <w:b/>
+                <w:bCs/>
+                <w:sz w:val="20"/>
+                <w:szCs w:val="20"/>
+              </w:rPr>
+              <w:t xml:space="preserve"> NEONATUS</w:t>
+            </w:r>
           </w:p>
         </w:tc>
       </w:tr>
       <w:tr>
         <w:tc>
           <w:tcPr>
-            <w:tcW w:w="2802" w:type="dxa"/>
-          </w:tcPr>
-          <w:p>
-            <w:r>
-              <w:t>Mata</w:t>
-            </w:r>
-          </w:p>
-        </w:tc>
-        <w:tc>
-          <w:tcPr>
-            <w:tcW w:w="283" w:type="dxa"/>
-          </w:tcPr>
-          <w:p>
-            <w:r>
-              <w:t>:</w:t>
-            </w:r>
-          </w:p>
-        </w:tc>
-        <w:tc>
-          <w:tcPr>
-            <w:tcW w:w="8222" w:type="dxa"/>
+            <w:tcW w:w="11307" w:type="dxa"/>
+            <w:gridSpan w:val="8"/>
           </w:tcPr>
           <w:p>
             <w:pPr>
               <w:rPr>
-                <w:sz w:val="17"/>
+                <w:b/>
+                <w:bCs/>
+                <w:sz w:val="20"/>
+                <w:szCs w:val="20"/>
               </w:rPr>
             </w:pPr>
-            <w:r>
-              <w:t>${PF_MATA}</w:t>
-            </w:r>
+            <w:proofErr w:type="spellStart"/>
+            <w:r>
+              <w:rPr>
+                <w:b/>
+                <w:bCs/>
+                <w:sz w:val="20"/>
+                <w:szCs w:val="20"/>
+              </w:rPr>
+              <w:t>Kepala</w:t>
+            </w:r>
+            <w:proofErr w:type="spellEnd"/>
           </w:p>
         </w:tc>
       </w:tr>
       <w:tr>
         <w:tc>
           <w:tcPr>
-            <w:tcW w:w="2802" w:type="dxa"/>
+            <w:tcW w:w="1951" w:type="dxa"/>
           </w:tcPr>
           <w:p>
             <w:proofErr w:type="spellStart"/>
             <w:r>
-              <w:t>Mulut</w:t>
+              <w:t>Bentuk</w:t>
             </w:r>
             <w:proofErr w:type="spellEnd"/>
-            <w:r>
-              <w:t xml:space="preserve"> / </w:t>
-            </w:r>
-            <w:proofErr w:type="spellStart"/>
-            <w:r>
-              <w:t>tenggorokan</w:t>
-            </w:r>
-            <w:proofErr w:type="spellEnd"/>
           </w:p>
         </w:tc>
         <w:tc>
@@ -2568,16 +2621,93 @@
         </w:tc>
         <w:tc>
           <w:tcPr>
-            <w:tcW w:w="8222" w:type="dxa"/>
+            <w:tcW w:w="3403" w:type="dxa"/>
+            <w:gridSpan w:val="2"/>
           </w:tcPr>
           <w:p>
             <w:pPr>
               <w:rPr>
+                <w:lang w:val="en-ID"/>
+              </w:rPr>
+            </w:pPr>
+            <w:r>
+              <w:t>${</w:t>
+            </w:r>
+            <w:r>
+              <w:rPr>
+                <w:lang w:val="en-ID"/>
+              </w:rPr>
+              <w:t>PFN_BENTUK</w:t>
+            </w:r>
+            <w:r>
+              <w:t>}</w:t>
+            </w:r>
+          </w:p>
+        </w:tc>
+        <w:tc>
+          <w:tcPr>
+            <w:tcW w:w="1950" w:type="dxa"/>
+            <w:gridSpan w:val="2"/>
+          </w:tcPr>
+          <w:p>
+            <w:pPr>
+              <w:rPr>
                 <w:sz w:val="17"/>
               </w:rPr>
             </w:pPr>
             <w:r>
-              <w:t>${PF_MULUT_TENGGOROKAN}</w:t>
+              <w:rPr>
+                <w:sz w:val="17"/>
+              </w:rPr>
+              <w:t>Suturae</w:t>
+            </w:r>
+          </w:p>
+        </w:tc>
+        <w:tc>
+          <w:tcPr>
+            <w:tcW w:w="283" w:type="dxa"/>
+          </w:tcPr>
+          <w:p>
+            <w:pPr>
+              <w:rPr>
+                <w:sz w:val="17"/>
+              </w:rPr>
+            </w:pPr>
+            <w:r>
+              <w:rPr>
+                <w:sz w:val="17"/>
+              </w:rPr>
+              <w:t>:</w:t>
+            </w:r>
+          </w:p>
+        </w:tc>
+        <w:tc>
+          <w:tcPr>
+            <w:tcW w:w="3437" w:type="dxa"/>
+          </w:tcPr>
+          <w:p>
+            <w:pPr>
+              <w:rPr>
+                <w:sz w:val="17"/>
+              </w:rPr>
+            </w:pPr>
+            <w:r>
+              <w:t>${</w:t>
+            </w:r>
+            <w:r>
+              <w:rPr>
+                <w:lang w:val="en-ID"/>
+              </w:rPr>
+              <w:t>PFN_</w:t>
+            </w:r>
+            <w:r>
+              <w:rPr>
+                <w:lang w:val="en-ID"/>
+              </w:rPr>
+              <w:t>SUTURAE</w:t>
+            </w:r>
+            <w:r>
+              <w:t>}</w:t>
             </w:r>
           </w:p>
         </w:tc>
@@ -2585,11 +2715,11 @@
       <w:tr>
         <w:tc>
           <w:tcPr>
-            <w:tcW w:w="2802" w:type="dxa"/>
-          </w:tcPr>
-          <w:p>
-            <w:r>
-              <w:t>Leher</w:t>
+            <w:tcW w:w="1951" w:type="dxa"/>
+          </w:tcPr>
+          <w:p>
+            <w:r>
+              <w:t>Fontanella</w:t>
             </w:r>
           </w:p>
         </w:tc>
@@ -2605,7 +2735,8 @@
         </w:tc>
         <w:tc>
           <w:tcPr>
-            <w:tcW w:w="8222" w:type="dxa"/>
+            <w:tcW w:w="3403" w:type="dxa"/>
+            <w:gridSpan w:val="2"/>
           </w:tcPr>
           <w:p>
             <w:pPr>
@@ -2614,7 +2745,74 @@
               </w:rPr>
             </w:pPr>
             <w:r>
-              <w:t>${PF_LEHER}</w:t>
+              <w:t>${PF</w:t>
+            </w:r>
+            <w:r>
+              <w:t>N_FONTANELLA</w:t>
+            </w:r>
+            <w:r>
+              <w:t>}</w:t>
+            </w:r>
+          </w:p>
+        </w:tc>
+        <w:tc>
+          <w:tcPr>
+            <w:tcW w:w="1950" w:type="dxa"/>
+            <w:gridSpan w:val="2"/>
+          </w:tcPr>
+          <w:p>
+            <w:pPr>
+              <w:rPr>
+                <w:sz w:val="17"/>
+              </w:rPr>
+            </w:pPr>
+            <w:r>
+              <w:rPr>
+                <w:sz w:val="17"/>
+              </w:rPr>
+              <w:t>Mata</w:t>
+            </w:r>
+          </w:p>
+        </w:tc>
+        <w:tc>
+          <w:tcPr>
+            <w:tcW w:w="283" w:type="dxa"/>
+          </w:tcPr>
+          <w:p>
+            <w:pPr>
+              <w:rPr>
+                <w:sz w:val="17"/>
+              </w:rPr>
+            </w:pPr>
+            <w:r>
+              <w:rPr>
+                <w:sz w:val="17"/>
+              </w:rPr>
+              <w:t>:</w:t>
+            </w:r>
+          </w:p>
+        </w:tc>
+        <w:tc>
+          <w:tcPr>
+            <w:tcW w:w="3437" w:type="dxa"/>
+          </w:tcPr>
+          <w:p>
+            <w:pPr>
+              <w:rPr>
+                <w:sz w:val="17"/>
+              </w:rPr>
+            </w:pPr>
+            <w:r>
+              <w:t>${PF</w:t>
+            </w:r>
+            <w:r>
+              <w:t>N_</w:t>
+            </w:r>
+            <w:r>
+              <w:t>MATA</w:t>
+            </w:r>
+            <w:r>
+              <w:t>}</w:t>
             </w:r>
           </w:p>
         </w:tc>
@@ -2622,15 +2820,12 @@
       <w:tr>
         <w:tc>
           <w:tcPr>
-            <w:tcW w:w="2802" w:type="dxa"/>
-          </w:tcPr>
-          <w:p>
-            <w:r>
-              <w:t xml:space="preserve">Dada / </w:t>
-            </w:r>
+            <w:tcW w:w="1951" w:type="dxa"/>
+          </w:tcPr>
+          <w:p>
             <w:proofErr w:type="spellStart"/>
             <w:r>
-              <w:t>thoraks</w:t>
+              <w:t>Hidung</w:t>
             </w:r>
             <w:proofErr w:type="spellEnd"/>
           </w:p>
@@ -2647,7 +2842,8 @@
         </w:tc>
         <w:tc>
           <w:tcPr>
-            <w:tcW w:w="8222" w:type="dxa"/>
+            <w:tcW w:w="3403" w:type="dxa"/>
+            <w:gridSpan w:val="2"/>
           </w:tcPr>
           <w:p>
             <w:pPr>
@@ -2656,7 +2852,86 @@
               </w:rPr>
             </w:pPr>
             <w:r>
-              <w:t>${PF_DADA}</w:t>
+              <w:t>${PF</w:t>
+            </w:r>
+            <w:r>
+              <w:t>N</w:t>
+            </w:r>
+            <w:r>
+              <w:t>_</w:t>
+            </w:r>
+            <w:r>
+              <w:t>HIDUNG</w:t>
+            </w:r>
+            <w:r>
+              <w:t>}</w:t>
+            </w:r>
+          </w:p>
+        </w:tc>
+        <w:tc>
+          <w:tcPr>
+            <w:tcW w:w="1950" w:type="dxa"/>
+            <w:gridSpan w:val="2"/>
+          </w:tcPr>
+          <w:p>
+            <w:pPr>
+              <w:rPr>
+                <w:sz w:val="17"/>
+              </w:rPr>
+            </w:pPr>
+            <w:r>
+              <w:rPr>
+                <w:sz w:val="17"/>
+              </w:rPr>
+              <w:t>Caput Succedaneum</w:t>
+            </w:r>
+          </w:p>
+        </w:tc>
+        <w:tc>
+          <w:tcPr>
+            <w:tcW w:w="283" w:type="dxa"/>
+          </w:tcPr>
+          <w:p>
+            <w:pPr>
+              <w:rPr>
+                <w:sz w:val="17"/>
+              </w:rPr>
+            </w:pPr>
+            <w:r>
+              <w:rPr>
+                <w:sz w:val="17"/>
+              </w:rPr>
+              <w:t>:</w:t>
+            </w:r>
+          </w:p>
+        </w:tc>
+        <w:tc>
+          <w:tcPr>
+            <w:tcW w:w="3437" w:type="dxa"/>
+          </w:tcPr>
+          <w:p>
+            <w:pPr>
+              <w:rPr>
+                <w:sz w:val="17"/>
+              </w:rPr>
+            </w:pPr>
+            <w:r>
+              <w:t>${</w:t>
+            </w:r>
+            <w:r>
+              <w:rPr>
+                <w:lang w:val="en-ID"/>
+              </w:rPr>
+              <w:t>PFN_</w:t>
+            </w:r>
+            <w:r>
+              <w:rPr>
+                <w:lang w:val="en-ID"/>
+              </w:rPr>
+              <w:t>CAPUT_SUCCEDANEUM</w:t>
+            </w:r>
+            <w:r>
+              <w:t>}</w:t>
             </w:r>
           </w:p>
         </w:tc>
@@ -2664,17 +2939,22 @@
       <w:tr>
         <w:tc>
           <w:tcPr>
-            <w:tcW w:w="2802" w:type="dxa"/>
+            <w:tcW w:w="1951" w:type="dxa"/>
           </w:tcPr>
           <w:p>
             <w:proofErr w:type="spellStart"/>
             <w:r>
-              <w:t>Jantung</w:t>
+              <w:t>Cephal</w:t>
             </w:r>
             <w:proofErr w:type="spellEnd"/>
             <w:r>
-              <w:t xml:space="preserve"> (Cor)</w:t>
-            </w:r>
+              <w:t xml:space="preserve"> </w:t>
+            </w:r>
+            <w:proofErr w:type="spellStart"/>
+            <w:r>
+              <w:t>Hematom</w:t>
+            </w:r>
+            <w:proofErr w:type="spellEnd"/>
           </w:p>
         </w:tc>
         <w:tc>
@@ -2689,7 +2969,8 @@
         </w:tc>
         <w:tc>
           <w:tcPr>
-            <w:tcW w:w="8222" w:type="dxa"/>
+            <w:tcW w:w="3403" w:type="dxa"/>
+            <w:gridSpan w:val="2"/>
           </w:tcPr>
           <w:p>
             <w:pPr>
@@ -2698,7 +2979,82 @@
               </w:rPr>
             </w:pPr>
             <w:r>
-              <w:t>${PF_COR}</w:t>
+              <w:t>${PF</w:t>
+            </w:r>
+            <w:r>
+              <w:t>N</w:t>
+            </w:r>
+            <w:r>
+              <w:t>_</w:t>
+            </w:r>
+            <w:r>
+              <w:t>CEPHAL_HEMATOM</w:t>
+            </w:r>
+            <w:r>
+              <w:t>}</w:t>
+            </w:r>
+          </w:p>
+        </w:tc>
+        <w:tc>
+          <w:tcPr>
+            <w:tcW w:w="1950" w:type="dxa"/>
+            <w:gridSpan w:val="2"/>
+          </w:tcPr>
+          <w:p>
+            <w:pPr>
+              <w:rPr>
+                <w:sz w:val="17"/>
+              </w:rPr>
+            </w:pPr>
+            <w:proofErr w:type="spellStart"/>
+            <w:r>
+              <w:rPr>
+                <w:sz w:val="17"/>
+              </w:rPr>
+              <w:t>Telinga</w:t>
+            </w:r>
+            <w:proofErr w:type="spellEnd"/>
+          </w:p>
+        </w:tc>
+        <w:tc>
+          <w:tcPr>
+            <w:tcW w:w="283" w:type="dxa"/>
+          </w:tcPr>
+          <w:p>
+            <w:pPr>
+              <w:rPr>
+                <w:sz w:val="17"/>
+              </w:rPr>
+            </w:pPr>
+            <w:r>
+              <w:rPr>
+                <w:sz w:val="17"/>
+              </w:rPr>
+              <w:t>:</w:t>
+            </w:r>
+          </w:p>
+        </w:tc>
+        <w:tc>
+          <w:tcPr>
+            <w:tcW w:w="3437" w:type="dxa"/>
+          </w:tcPr>
+          <w:p>
+            <w:pPr>
+              <w:rPr>
+                <w:sz w:val="17"/>
+              </w:rPr>
+            </w:pPr>
+            <w:r>
+              <w:t>${PF</w:t>
+            </w:r>
+            <w:r>
+              <w:t>N_</w:t>
+            </w:r>
+            <w:r>
+              <w:t>TELINGA</w:t>
+            </w:r>
+            <w:r>
+              <w:t>}</w:t>
             </w:r>
           </w:p>
         </w:tc>
@@ -2706,20 +3062,14 @@
       <w:tr>
         <w:tc>
           <w:tcPr>
-            <w:tcW w:w="2802" w:type="dxa"/>
-          </w:tcPr>
-          <w:p>
-            <w:r>
-              <w:t>Paru (</w:t>
-            </w:r>
+            <w:tcW w:w="1951" w:type="dxa"/>
+          </w:tcPr>
+          <w:p>
             <w:proofErr w:type="spellStart"/>
             <w:r>
-              <w:t>Pulmo</w:t>
+              <w:t>Mulut</w:t>
             </w:r>
             <w:proofErr w:type="spellEnd"/>
-            <w:r>
-              <w:t>)</w:t>
-            </w:r>
           </w:p>
         </w:tc>
         <w:tc>
@@ -2734,7 +3084,8 @@
         </w:tc>
         <w:tc>
           <w:tcPr>
-            <w:tcW w:w="8222" w:type="dxa"/>
+            <w:tcW w:w="3403" w:type="dxa"/>
+            <w:gridSpan w:val="2"/>
           </w:tcPr>
           <w:p>
             <w:pPr>
@@ -2743,7 +3094,80 @@
               </w:rPr>
             </w:pPr>
             <w:r>
-              <w:t>${PF_PULMO}</w:t>
+              <w:t>${PF</w:t>
+            </w:r>
+            <w:r>
+              <w:t>N</w:t>
+            </w:r>
+            <w:r>
+              <w:t>_</w:t>
+            </w:r>
+            <w:r>
+              <w:t>MULUT</w:t>
+            </w:r>
+            <w:r>
+              <w:t>}</w:t>
+            </w:r>
+          </w:p>
+        </w:tc>
+        <w:tc>
+          <w:tcPr>
+            <w:tcW w:w="1950" w:type="dxa"/>
+            <w:gridSpan w:val="2"/>
+          </w:tcPr>
+          <w:p>
+            <w:pPr>
+              <w:rPr>
+                <w:sz w:val="17"/>
+              </w:rPr>
+            </w:pPr>
+            <w:r>
+              <w:rPr>
+                <w:sz w:val="17"/>
+              </w:rPr>
+              <w:t>Leher</w:t>
+            </w:r>
+          </w:p>
+        </w:tc>
+        <w:tc>
+          <w:tcPr>
+            <w:tcW w:w="283" w:type="dxa"/>
+          </w:tcPr>
+          <w:p>
+            <w:pPr>
+              <w:rPr>
+                <w:sz w:val="17"/>
+              </w:rPr>
+            </w:pPr>
+            <w:r>
+              <w:rPr>
+                <w:sz w:val="17"/>
+              </w:rPr>
+              <w:t>:</w:t>
+            </w:r>
+          </w:p>
+        </w:tc>
+        <w:tc>
+          <w:tcPr>
+            <w:tcW w:w="3437" w:type="dxa"/>
+          </w:tcPr>
+          <w:p>
+            <w:pPr>
+              <w:rPr>
+                <w:sz w:val="17"/>
+              </w:rPr>
+            </w:pPr>
+            <w:r>
+              <w:t>${PF</w:t>
+            </w:r>
+            <w:r>
+              <w:t>N_</w:t>
+            </w:r>
+            <w:r>
+              <w:t>LEHER</w:t>
+            </w:r>
+            <w:r>
+              <w:t>}</w:t>
             </w:r>
           </w:p>
         </w:tc>
@@ -2751,66 +3175,85 @@
       <w:tr>
         <w:tc>
           <w:tcPr>
-            <w:tcW w:w="2802" w:type="dxa"/>
-          </w:tcPr>
-          <w:p>
-            <w:r>
-              <w:t>Perut / abdomen</w:t>
-            </w:r>
-          </w:p>
-        </w:tc>
-        <w:tc>
-          <w:tcPr>
-            <w:tcW w:w="283" w:type="dxa"/>
-          </w:tcPr>
-          <w:p>
-            <w:r>
-              <w:t>:</w:t>
-            </w:r>
-          </w:p>
-        </w:tc>
-        <w:tc>
-          <w:tcPr>
-            <w:tcW w:w="8222" w:type="dxa"/>
+            <w:tcW w:w="5637" w:type="dxa"/>
+            <w:gridSpan w:val="4"/>
           </w:tcPr>
           <w:p>
             <w:pPr>
               <w:rPr>
-                <w:sz w:val="17"/>
+                <w:b/>
+                <w:bCs/>
+                <w:sz w:val="20"/>
+                <w:szCs w:val="20"/>
               </w:rPr>
             </w:pPr>
             <w:r>
-              <w:t>${PF_PERUT}</w:t>
-            </w:r>
+              <w:rPr>
+                <w:b/>
+                <w:bCs/>
+                <w:sz w:val="20"/>
+                <w:szCs w:val="20"/>
+              </w:rPr>
+              <w:t>Paru</w:t>
+            </w:r>
+          </w:p>
+        </w:tc>
+        <w:tc>
+          <w:tcPr>
+            <w:tcW w:w="5670" w:type="dxa"/>
+            <w:gridSpan w:val="4"/>
+          </w:tcPr>
+          <w:p>
+            <w:pPr>
+              <w:rPr>
+                <w:b/>
+                <w:bCs/>
+                <w:sz w:val="20"/>
+                <w:szCs w:val="20"/>
+              </w:rPr>
+            </w:pPr>
+            <w:proofErr w:type="spellStart"/>
+            <w:r>
+              <w:rPr>
+                <w:b/>
+                <w:bCs/>
+                <w:sz w:val="20"/>
+                <w:szCs w:val="20"/>
+              </w:rPr>
+              <w:t>Jantung</w:t>
+            </w:r>
+            <w:proofErr w:type="spellEnd"/>
           </w:p>
         </w:tc>
       </w:tr>
       <w:tr>
         <w:tc>
           <w:tcPr>
-            <w:tcW w:w="2802" w:type="dxa"/>
-          </w:tcPr>
-          <w:p>
-            <w:proofErr w:type="spellStart"/>
-            <w:r>
-              <w:t>Ekstremitas</w:t>
-            </w:r>
-            <w:proofErr w:type="spellEnd"/>
-          </w:p>
-        </w:tc>
-        <w:tc>
-          <w:tcPr>
-            <w:tcW w:w="283" w:type="dxa"/>
-          </w:tcPr>
-          <w:p>
-            <w:r>
-              <w:t>:</w:t>
-            </w:r>
-          </w:p>
-        </w:tc>
-        <w:tc>
-          <w:tcPr>
-            <w:tcW w:w="8222" w:type="dxa"/>
+            <w:tcW w:w="5637" w:type="dxa"/>
+            <w:gridSpan w:val="4"/>
+          </w:tcPr>
+          <w:p>
+            <w:r>
+              <w:t>${PF</w:t>
+            </w:r>
+            <w:r>
+              <w:t>N</w:t>
+            </w:r>
+            <w:r>
+              <w:t>_</w:t>
+            </w:r>
+            <w:r>
+              <w:t>PARU</w:t>
+            </w:r>
+            <w:r>
+              <w:t>}</w:t>
+            </w:r>
+          </w:p>
+        </w:tc>
+        <w:tc>
+          <w:tcPr>
+            <w:tcW w:w="5670" w:type="dxa"/>
+            <w:gridSpan w:val="4"/>
           </w:tcPr>
           <w:p>
             <w:pPr>
@@ -2819,7 +3262,19 @@
               </w:rPr>
             </w:pPr>
             <w:r>
-              <w:t>${PF_EKSTREMITAS}</w:t>
+              <w:t>${PF</w:t>
+            </w:r>
+            <w:r>
+              <w:t>N</w:t>
+            </w:r>
+            <w:r>
+              <w:t>_</w:t>
+            </w:r>
+            <w:r>
+              <w:t>JANTUNG</w:t>
+            </w:r>
+            <w:r>
+              <w:t>}</w:t>
             </w:r>
           </w:p>
         </w:tc>
@@ -2827,96 +3282,461 @@
       <w:tr>
         <w:tc>
           <w:tcPr>
-            <w:tcW w:w="2802" w:type="dxa"/>
-          </w:tcPr>
-          <w:p>
-            <w:r>
-              <w:t xml:space="preserve">Status </w:t>
-            </w:r>
+            <w:tcW w:w="5637" w:type="dxa"/>
+            <w:gridSpan w:val="4"/>
+          </w:tcPr>
+          <w:p>
+            <w:pPr>
+              <w:rPr>
+                <w:b/>
+                <w:bCs/>
+                <w:sz w:val="20"/>
+                <w:szCs w:val="20"/>
+              </w:rPr>
+            </w:pPr>
+            <w:r>
+              <w:rPr>
+                <w:b/>
+                <w:bCs/>
+                <w:sz w:val="20"/>
+                <w:szCs w:val="20"/>
+              </w:rPr>
+              <w:t>Abdomen</w:t>
+            </w:r>
+          </w:p>
+        </w:tc>
+        <w:tc>
+          <w:tcPr>
+            <w:tcW w:w="5670" w:type="dxa"/>
+            <w:gridSpan w:val="4"/>
+          </w:tcPr>
+          <w:p>
+            <w:pPr>
+              <w:rPr>
+                <w:b/>
+                <w:bCs/>
+                <w:sz w:val="20"/>
+                <w:szCs w:val="20"/>
+              </w:rPr>
+            </w:pPr>
             <w:proofErr w:type="spellStart"/>
             <w:r>
-              <w:t>lokalis</w:t>
+              <w:rPr>
+                <w:b/>
+                <w:bCs/>
+                <w:sz w:val="20"/>
+                <w:szCs w:val="20"/>
+              </w:rPr>
+              <w:t>Ekstremitas</w:t>
             </w:r>
             <w:proofErr w:type="spellEnd"/>
-          </w:p>
-        </w:tc>
-        <w:tc>
-          <w:tcPr>
-            <w:tcW w:w="283" w:type="dxa"/>
-          </w:tcPr>
-          <w:p>
-            <w:r>
-              <w:t>:</w:t>
-            </w:r>
-          </w:p>
-        </w:tc>
-        <w:tc>
-          <w:tcPr>
-            <w:tcW w:w="8222" w:type="dxa"/>
-          </w:tcPr>
-          <w:p>
-            <w:pPr>
-              <w:rPr>
-                <w:sz w:val="17"/>
-              </w:rPr>
-            </w:pPr>
-            <w:r>
-              <w:t>${STATUS_LOKALIS}</w:t>
-            </w:r>
           </w:p>
         </w:tc>
       </w:tr>
       <w:tr>
         <w:tc>
           <w:tcPr>
-            <w:tcW w:w="2802" w:type="dxa"/>
-          </w:tcPr>
-          <w:p>
+            <w:tcW w:w="5637" w:type="dxa"/>
+            <w:gridSpan w:val="4"/>
+          </w:tcPr>
+          <w:p>
+            <w:r>
+              <w:t>${PF</w:t>
+            </w:r>
+            <w:r>
+              <w:t>N</w:t>
+            </w:r>
+            <w:r>
+              <w:t>_</w:t>
+            </w:r>
+            <w:r>
+              <w:t>ABDOMEN</w:t>
+            </w:r>
+            <w:r>
+              <w:t>}</w:t>
+            </w:r>
+          </w:p>
+        </w:tc>
+        <w:tc>
+          <w:tcPr>
+            <w:tcW w:w="5670" w:type="dxa"/>
+            <w:gridSpan w:val="4"/>
+          </w:tcPr>
+          <w:p>
+            <w:pPr>
+              <w:rPr>
+                <w:sz w:val="17"/>
+              </w:rPr>
+            </w:pPr>
+            <w:r>
+              <w:t>${PF</w:t>
+            </w:r>
+            <w:r>
+              <w:t>N</w:t>
+            </w:r>
+            <w:r>
+              <w:t>_</w:t>
+            </w:r>
+            <w:r>
+              <w:t>EKSTREMITAS</w:t>
+            </w:r>
+            <w:r>
+              <w:t>}</w:t>
+            </w:r>
+          </w:p>
+        </w:tc>
+      </w:tr>
+      <w:tr>
+        <w:tc>
+          <w:tcPr>
+            <w:tcW w:w="11307" w:type="dxa"/>
+            <w:gridSpan w:val="8"/>
+            <w:tcBorders>
+              <w:bottom w:val="single" w:sz="4" w:space="0" w:color="auto"/>
+            </w:tcBorders>
+          </w:tcPr>
+          <w:p>
+            <w:pPr>
+              <w:rPr>
+                <w:sz w:val="17"/>
+              </w:rPr>
+            </w:pPr>
             <w:proofErr w:type="spellStart"/>
             <w:r>
-              <w:t>Ringkasan</w:t>
+              <w:rPr>
+                <w:b/>
+                <w:bCs/>
+                <w:sz w:val="20"/>
+                <w:szCs w:val="20"/>
+              </w:rPr>
+              <w:t>Neurologi</w:t>
             </w:r>
             <w:proofErr w:type="spellEnd"/>
+          </w:p>
+        </w:tc>
+      </w:tr>
+      <w:tr>
+        <w:tc>
+          <w:tcPr>
+            <w:tcW w:w="3769" w:type="dxa"/>
+            <w:gridSpan w:val="3"/>
+            <w:tcBorders>
+              <w:bottom w:val="nil"/>
+              <w:right w:val="nil"/>
+            </w:tcBorders>
+          </w:tcPr>
+          <w:p>
+            <w:pPr>
+              <w:rPr>
+                <w:sz w:val="17"/>
+              </w:rPr>
+            </w:pPr>
+            <w:r>
+              <w:t>${PF</w:t>
+            </w:r>
+            <w:r>
+              <w:t>N</w:t>
+            </w:r>
+            <w:r>
+              <w:t>_</w:t>
+            </w:r>
+            <w:r>
+              <w:t>ROOTING</w:t>
+            </w:r>
+            <w:r>
+              <w:t>}</w:t>
+            </w:r>
+            <w:r>
+              <w:t xml:space="preserve"> Rooting</w:t>
+            </w:r>
+          </w:p>
+        </w:tc>
+        <w:tc>
+          <w:tcPr>
+            <w:tcW w:w="3769" w:type="dxa"/>
+            <w:gridSpan w:val="2"/>
+            <w:tcBorders>
+              <w:left w:val="nil"/>
+              <w:bottom w:val="nil"/>
+              <w:right w:val="nil"/>
+            </w:tcBorders>
+          </w:tcPr>
+          <w:p>
+            <w:pPr>
+              <w:rPr>
+                <w:sz w:val="17"/>
+              </w:rPr>
+            </w:pPr>
+            <w:r>
+              <w:t>${PF</w:t>
+            </w:r>
+            <w:r>
+              <w:t>N</w:t>
+            </w:r>
+            <w:r>
+              <w:t>_</w:t>
+            </w:r>
+            <w:r>
+              <w:t>SUCKING</w:t>
+            </w:r>
+            <w:r>
+              <w:t>}</w:t>
+            </w:r>
+            <w:r>
+              <w:t xml:space="preserve"> Sucking </w:t>
+            </w:r>
+            <w:proofErr w:type="gramStart"/>
+            <w:r>
+              <w:t xml:space="preserve">( </w:t>
+            </w:r>
+            <w:proofErr w:type="spellStart"/>
+            <w:r>
+              <w:t>Menghisap</w:t>
+            </w:r>
+            <w:proofErr w:type="spellEnd"/>
+            <w:proofErr w:type="gramEnd"/>
+            <w:r>
+              <w:t>)</w:t>
+            </w:r>
+          </w:p>
+        </w:tc>
+        <w:tc>
+          <w:tcPr>
+            <w:tcW w:w="3769" w:type="dxa"/>
+            <w:gridSpan w:val="3"/>
+            <w:tcBorders>
+              <w:left w:val="nil"/>
+              <w:bottom w:val="nil"/>
+            </w:tcBorders>
+          </w:tcPr>
+          <w:p>
+            <w:pPr>
+              <w:rPr>
+                <w:sz w:val="17"/>
+              </w:rPr>
+            </w:pPr>
+            <w:r>
+              <w:t>${PF</w:t>
+            </w:r>
+            <w:r>
+              <w:t>N</w:t>
+            </w:r>
+            <w:r>
+              <w:t>_</w:t>
+            </w:r>
+            <w:r>
+              <w:t>MORO</w:t>
+            </w:r>
+            <w:r>
+              <w:t>}</w:t>
+            </w:r>
             <w:r>
               <w:t xml:space="preserve"> </w:t>
             </w:r>
+            <w:r>
+              <w:t>Moro</w:t>
+            </w:r>
+          </w:p>
+        </w:tc>
+      </w:tr>
+      <w:tr>
+        <w:tc>
+          <w:tcPr>
+            <w:tcW w:w="3769" w:type="dxa"/>
+            <w:gridSpan w:val="3"/>
+            <w:tcBorders>
+              <w:top w:val="nil"/>
+              <w:right w:val="nil"/>
+            </w:tcBorders>
+          </w:tcPr>
+          <w:p>
+            <w:r>
+              <w:t>${PF</w:t>
+            </w:r>
+            <w:r>
+              <w:t>N</w:t>
+            </w:r>
+            <w:r>
+              <w:t>_</w:t>
+            </w:r>
+            <w:r>
+              <w:t>ATN</w:t>
+            </w:r>
+            <w:r>
+              <w:t>}</w:t>
+            </w:r>
+            <w:r>
+              <w:t xml:space="preserve"> </w:t>
+            </w:r>
+            <w:r>
+              <w:t>Asymmetric Tonic Neck</w:t>
+            </w:r>
+          </w:p>
+        </w:tc>
+        <w:tc>
+          <w:tcPr>
+            <w:tcW w:w="3769" w:type="dxa"/>
+            <w:gridSpan w:val="2"/>
+            <w:tcBorders>
+              <w:top w:val="nil"/>
+              <w:left w:val="nil"/>
+              <w:right w:val="nil"/>
+            </w:tcBorders>
+          </w:tcPr>
+          <w:p>
+            <w:r>
+              <w:t>${PF</w:t>
+            </w:r>
+            <w:r>
+              <w:t>N</w:t>
+            </w:r>
+            <w:r>
+              <w:t>_</w:t>
+            </w:r>
+            <w:r>
+              <w:t>BABINSKI</w:t>
+            </w:r>
+            <w:r>
+              <w:t>}</w:t>
+            </w:r>
+            <w:r>
+              <w:t xml:space="preserve"> </w:t>
+            </w:r>
+            <w:r>
+              <w:t>Babinski</w:t>
+            </w:r>
+          </w:p>
+        </w:tc>
+        <w:tc>
+          <w:tcPr>
+            <w:tcW w:w="3769" w:type="dxa"/>
+            <w:gridSpan w:val="3"/>
+            <w:tcBorders>
+              <w:top w:val="nil"/>
+              <w:left w:val="nil"/>
+            </w:tcBorders>
+          </w:tcPr>
+          <w:p>
+            <w:r>
+              <w:t>${PF</w:t>
+            </w:r>
+            <w:r>
+              <w:t>N</w:t>
+            </w:r>
+            <w:r>
+              <w:t>_</w:t>
+            </w:r>
+            <w:r>
+              <w:t>MENGGENGGAM</w:t>
+            </w:r>
+            <w:r>
+              <w:t>}</w:t>
+            </w:r>
+            <w:r>
+              <w:t xml:space="preserve"> </w:t>
+            </w:r>
             <w:proofErr w:type="spellStart"/>
             <w:r>
-              <w:t>pemeriksaan</w:t>
+              <w:t>Menggenggam</w:t>
             </w:r>
             <w:proofErr w:type="spellEnd"/>
-            <w:r>
+          </w:p>
+        </w:tc>
+      </w:tr>
+      <w:tr>
+        <w:tc>
+          <w:tcPr>
+            <w:tcW w:w="11307" w:type="dxa"/>
+            <w:gridSpan w:val="8"/>
+          </w:tcPr>
+          <w:p>
+            <w:pPr>
+              <w:rPr>
+                <w:sz w:val="17"/>
+              </w:rPr>
+            </w:pPr>
+            <w:proofErr w:type="spellStart"/>
+            <w:r>
+              <w:rPr>
+                <w:b/>
+                <w:bCs/>
+                <w:sz w:val="20"/>
+                <w:szCs w:val="20"/>
+              </w:rPr>
+              <w:t>Kulit</w:t>
+            </w:r>
+            <w:proofErr w:type="spellEnd"/>
+          </w:p>
+        </w:tc>
+      </w:tr>
+      <w:tr>
+        <w:tc>
+          <w:tcPr>
+            <w:tcW w:w="11307" w:type="dxa"/>
+            <w:gridSpan w:val="8"/>
+          </w:tcPr>
+          <w:p>
+            <w:pPr>
+              <w:rPr>
+                <w:sz w:val="17"/>
+                <w:lang w:val="en-ID"/>
+              </w:rPr>
+            </w:pPr>
+            <w:r>
+              <w:rPr>
+                <w:sz w:val="17"/>
+                <w:lang w:val="en-ID"/>
+              </w:rPr>
+              <w:t xml:space="preserve">${PFN_IKTERIK} </w:t>
+            </w:r>
+            <w:proofErr w:type="spellStart"/>
+            <w:r>
+              <w:rPr>
+                <w:sz w:val="17"/>
+                <w:lang w:val="en-ID"/>
+              </w:rPr>
+              <w:t>Ikterik</w:t>
+            </w:r>
+            <w:proofErr w:type="spellEnd"/>
+          </w:p>
+          <w:p>
+            <w:pPr>
+              <w:rPr>
+                <w:sz w:val="17"/>
+                <w:lang w:val="en-ID"/>
+              </w:rPr>
+            </w:pPr>
+            <w:proofErr w:type="spellStart"/>
+            <w:proofErr w:type="gramStart"/>
+            <w:r>
+              <w:rPr>
+                <w:sz w:val="17"/>
+                <w:lang w:val="en-ID"/>
+              </w:rPr>
+              <w:t>Keterangan</w:t>
+            </w:r>
+            <w:proofErr w:type="spellEnd"/>
+            <w:r>
+              <w:rPr>
+                <w:sz w:val="17"/>
+                <w:lang w:val="en-ID"/>
+              </w:rPr>
               <w:t xml:space="preserve"> </w:t>
             </w:r>
-            <w:proofErr w:type="spellStart"/>
-            <w:r>
-              <w:t>fisik</w:t>
-            </w:r>
-            <w:proofErr w:type="spellEnd"/>
-          </w:p>
-        </w:tc>
-        <w:tc>
-          <w:tcPr>
-            <w:tcW w:w="283" w:type="dxa"/>
-          </w:tcPr>
-          <w:p>
-            <w:r>
+            <w:r>
+              <w:rPr>
+                <w:sz w:val="17"/>
+                <w:lang w:val="en-ID"/>
+              </w:rPr>
               <w:t>:</w:t>
             </w:r>
-          </w:p>
-        </w:tc>
-        <w:tc>
-          <w:tcPr>
-            <w:tcW w:w="8222" w:type="dxa"/>
-          </w:tcPr>
-          <w:p>
-            <w:pPr>
+            <w:proofErr w:type="gramEnd"/>
+            <w:r>
               <w:rPr>
                 <w:sz w:val="17"/>
-              </w:rPr>
-            </w:pPr>
-            <w:r>
-              <w:t>${PEMERIKSAAN_FISIK}</w:t>
+                <w:lang w:val="en-ID"/>
+              </w:rPr>
+              <w:t xml:space="preserve"> ${PFN_KULIT_KETERANGAN}</w:t>
             </w:r>
           </w:p>
         </w:tc>
@@ -3136,6 +3956,7 @@
                 <w:sz w:val="20"/>
                 <w:szCs w:val="20"/>
               </w:rPr>
+              <w:lastRenderedPageBreak/>
               <w:t>TATA LAKSANA / TERAPI</w:t>
             </w:r>
           </w:p>
@@ -3210,7 +4031,6 @@
                 <w:sz w:val="20"/>
                 <w:szCs w:val="20"/>
               </w:rPr>
-              <w:lastRenderedPageBreak/>
               <w:t>RENCANA KONSULTASI</w:t>
             </w:r>
           </w:p>
@@ -3275,12 +4095,17 @@
               <w:t xml:space="preserve"> lama </w:t>
             </w:r>
             <w:proofErr w:type="spellStart"/>
+            <w:proofErr w:type="gramStart"/>
             <w:r>
               <w:t>rawat</w:t>
             </w:r>
             <w:proofErr w:type="spellEnd"/>
             <w:r>
-              <w:t xml:space="preserve"> : </w:t>
+              <w:t xml:space="preserve"> :</w:t>
+            </w:r>
+            <w:proofErr w:type="gramEnd"/>
+            <w:r>
+              <w:t xml:space="preserve"> </w:t>
             </w:r>
             <w:r>
               <w:t>${KRITERIA_PULANG}</w:t>
@@ -3293,7 +4118,14 @@
             </w:r>
             <w:r>
               <w:br/>
-              <w:t xml:space="preserve">Alasan : </w:t>
+            </w:r>
+            <w:proofErr w:type="gramStart"/>
+            <w:r>
+              <w:t>Alasan :</w:t>
+            </w:r>
+            <w:proofErr w:type="gramEnd"/>
+            <w:r>
+              <w:t xml:space="preserve"> </w:t>
             </w:r>
             <w:r>
               <w:t>${KRITERIA_PULANG_KARENA}</w:t>
@@ -3526,6 +4358,7 @@
             <w:pPr>
               <w:jc w:val="center"/>
             </w:pPr>
+            <w:proofErr w:type="gramStart"/>
             <w:r>
               <w:t xml:space="preserve">( </w:t>
             </w:r>
@@ -3533,7 +4366,14 @@
               <w:rPr>
                 <w:u w:val="single"/>
               </w:rPr>
-              <w:t>${</w:t>
+              <w:t>$</w:t>
+            </w:r>
+            <w:proofErr w:type="gramEnd"/>
+            <w:r>
+              <w:rPr>
+                <w:u w:val="single"/>
+              </w:rPr>
+              <w:t>{</w:t>
             </w:r>
             <w:r>
               <w:rPr>
@@ -3542,6 +4382,7 @@
               </w:rPr>
               <w:t>FINALISASI_OLEH</w:t>
             </w:r>
+            <w:proofErr w:type="gramStart"/>
             <w:r>
               <w:rPr>
                 <w:u w:val="single"/>
@@ -3551,6 +4392,7 @@
             <w:r>
               <w:t xml:space="preserve"> )</w:t>
             </w:r>
+            <w:proofErr w:type="gramEnd"/>
           </w:p>
           <w:p>
             <w:pPr>
@@ -4264,7 +5106,7 @@
   <w:style w:type="paragraph" w:default="1" w:styleId="Normal">
     <w:name w:val="Normal"/>
     <w:qFormat/>
-    <w:rsid w:val="00312049"/>
+    <w:rsid w:val="002816D9"/>
     <w:pPr>
       <w:spacing w:after="40"/>
     </w:pPr>
@@ -15302,6 +16144,36 @@
     <w:rsid w:val="005746FA"/>
     <w:rPr>
       <w:rFonts w:ascii="Courier New" w:eastAsia="Times New Roman" w:hAnsi="Courier New" w:cs="Courier New"/>
+      <w:sz w:val="20"/>
+      <w:szCs w:val="20"/>
+    </w:rPr>
+  </w:style>
+  <w:style w:type="paragraph" w:styleId="HTMLPreformatted">
+    <w:name w:val="HTML Preformatted"/>
+    <w:basedOn w:val="Normal"/>
+    <w:link w:val="HTMLPreformattedChar"/>
+    <w:uiPriority w:val="99"/>
+    <w:semiHidden/>
+    <w:unhideWhenUsed/>
+    <w:rsid w:val="00736C44"/>
+    <w:pPr>
+      <w:spacing w:after="0" w:line="240" w:lineRule="auto"/>
+    </w:pPr>
+    <w:rPr>
+      <w:rFonts w:ascii="Consolas" w:hAnsi="Consolas"/>
+      <w:sz w:val="20"/>
+      <w:szCs w:val="20"/>
+    </w:rPr>
+  </w:style>
+  <w:style w:type="character" w:customStyle="1" w:styleId="HTMLPreformattedChar">
+    <w:name w:val="HTML Preformatted Char"/>
+    <w:basedOn w:val="DefaultParagraphFont"/>
+    <w:link w:val="HTMLPreformatted"/>
+    <w:uiPriority w:val="99"/>
+    <w:semiHidden/>
+    <w:rsid w:val="00736C44"/>
+    <w:rPr>
+      <w:rFonts w:ascii="Consolas" w:hAnsi="Consolas"/>
       <w:sz w:val="20"/>
       <w:szCs w:val="20"/>
     </w:rPr>

--- a/public/doc/emr/print_ranap_neonatus_dokter.docx
+++ b/public/doc/emr/print_ranap_neonatus_dokter.docx
@@ -161,21 +161,12 @@
               </w:rPr>
               <w:br/>
             </w:r>
-            <w:proofErr w:type="gramStart"/>
             <w:r>
               <w:rPr>
                 <w:b/>
                 <w:szCs w:val="16"/>
               </w:rPr>
-              <w:t>E-Mail :</w:t>
-            </w:r>
-            <w:proofErr w:type="gramEnd"/>
-            <w:r>
-              <w:rPr>
-                <w:b/>
-                <w:szCs w:val="16"/>
-              </w:rPr>
-              <w:t xml:space="preserve"> </w:t>
+              <w:t xml:space="preserve">E-Mail : </w:t>
             </w:r>
             <w:hyperlink r:id="rId9" w:history="1">
               <w:r>
@@ -194,23 +185,7 @@
                 <w:b/>
                 <w:szCs w:val="16"/>
               </w:rPr>
-              <w:t xml:space="preserve"> </w:t>
-            </w:r>
-            <w:proofErr w:type="gramStart"/>
-            <w:r>
-              <w:rPr>
-                <w:b/>
-                <w:szCs w:val="16"/>
-              </w:rPr>
-              <w:t>Website :</w:t>
-            </w:r>
-            <w:proofErr w:type="gramEnd"/>
-            <w:r>
-              <w:rPr>
-                <w:b/>
-                <w:szCs w:val="16"/>
-              </w:rPr>
-              <w:t xml:space="preserve"> </w:t>
+              <w:t xml:space="preserve"> Website : </w:t>
             </w:r>
             <w:hyperlink r:id="rId10" w:history="1">
               <w:r>
@@ -660,7 +635,23 @@
                 <w:color w:val="FFFFFF" w:themeColor="background1"/>
                 <w:sz w:val="26"/>
               </w:rPr>
-              <w:t xml:space="preserve">PENGKAJIAN RAWAT INAP </w:t>
+              <w:t xml:space="preserve">PENGKAJIAN </w:t>
+            </w:r>
+            <w:r>
+              <w:rPr>
+                <w:b/>
+                <w:color w:val="FFFFFF" w:themeColor="background1"/>
+                <w:sz w:val="26"/>
+              </w:rPr>
+              <w:t xml:space="preserve">AWAL </w:t>
+            </w:r>
+            <w:r>
+              <w:rPr>
+                <w:b/>
+                <w:color w:val="FFFFFF" w:themeColor="background1"/>
+                <w:sz w:val="26"/>
+              </w:rPr>
+              <w:t xml:space="preserve">RAWAT INAP </w:t>
             </w:r>
             <w:r>
               <w:rPr>
@@ -714,7 +705,6 @@
               </w:rPr>
             </w:pPr>
             <w:proofErr w:type="spellStart"/>
-            <w:proofErr w:type="gramStart"/>
             <w:r>
               <w:t>Tanggal</w:t>
             </w:r>
@@ -723,11 +713,7 @@
               <w:t xml:space="preserve"> </w:t>
             </w:r>
             <w:r>
-              <w:t>:</w:t>
-            </w:r>
-            <w:proofErr w:type="gramEnd"/>
-            <w:r>
-              <w:t xml:space="preserve"> </w:t>
+              <w:t xml:space="preserve">: </w:t>
             </w:r>
             <w:r>
               <w:rPr>
@@ -769,7 +755,6 @@
                 <w:lang w:val="en-ID"/>
               </w:rPr>
             </w:pPr>
-            <w:proofErr w:type="gramStart"/>
             <w:r>
               <w:t>Jam</w:t>
             </w:r>
@@ -777,11 +762,7 @@
               <w:t xml:space="preserve"> </w:t>
             </w:r>
             <w:r>
-              <w:t>:</w:t>
-            </w:r>
-            <w:proofErr w:type="gramEnd"/>
-            <w:r>
-              <w:t xml:space="preserve"> </w:t>
+              <w:t xml:space="preserve">: </w:t>
             </w:r>
             <w:r>
               <w:rPr>
@@ -1001,33 +982,374 @@
                 <w:sz w:val="20"/>
                 <w:szCs w:val="20"/>
               </w:rPr>
-              <w:t>5</w:t>
-            </w:r>
-            <w:r>
+              <w:t>5 Menit</w:t>
+            </w:r>
+          </w:p>
+        </w:tc>
+        <w:tc>
+          <w:tcPr>
+            <w:tcW w:w="2827" w:type="dxa"/>
+          </w:tcPr>
+          <w:p>
+            <w:pPr>
+              <w:jc w:val="center"/>
               <w:rPr>
                 <w:b/>
                 <w:bCs/>
                 <w:sz w:val="20"/>
                 <w:szCs w:val="20"/>
               </w:rPr>
-              <w:t xml:space="preserve"> Menit</w:t>
-            </w:r>
-          </w:p>
-        </w:tc>
-        <w:tc>
-          <w:tcPr>
-            <w:tcW w:w="2827" w:type="dxa"/>
-          </w:tcPr>
-          <w:p>
-            <w:pPr>
-              <w:jc w:val="center"/>
+            </w:pPr>
+            <w:r>
               <w:rPr>
                 <w:b/>
                 <w:bCs/>
                 <w:sz w:val="20"/>
                 <w:szCs w:val="20"/>
               </w:rPr>
+              <w:t>10 Menit</w:t>
+            </w:r>
+          </w:p>
+        </w:tc>
+      </w:tr>
+      <w:tr>
+        <w:tc>
+          <w:tcPr>
+            <w:tcW w:w="2826" w:type="dxa"/>
+          </w:tcPr>
+          <w:p>
+            <w:proofErr w:type="spellStart"/>
+            <w:r>
+              <w:t>Denyut</w:t>
+            </w:r>
+            <w:proofErr w:type="spellEnd"/>
+            <w:r>
+              <w:t xml:space="preserve"> </w:t>
+            </w:r>
+            <w:proofErr w:type="spellStart"/>
+            <w:r>
+              <w:t>Jantung</w:t>
+            </w:r>
+            <w:proofErr w:type="spellEnd"/>
+          </w:p>
+        </w:tc>
+        <w:tc>
+          <w:tcPr>
+            <w:tcW w:w="2827" w:type="dxa"/>
+          </w:tcPr>
+          <w:p>
+            <w:pPr>
+              <w:jc w:val="center"/>
             </w:pPr>
+            <w:r>
+              <w:t>${APGAR_1_DENYUT}</w:t>
+            </w:r>
+          </w:p>
+        </w:tc>
+        <w:tc>
+          <w:tcPr>
+            <w:tcW w:w="2827" w:type="dxa"/>
+          </w:tcPr>
+          <w:p>
+            <w:pPr>
+              <w:jc w:val="center"/>
+            </w:pPr>
+            <w:r>
+              <w:t>${APGAR_</w:t>
+            </w:r>
+            <w:r>
+              <w:t>5</w:t>
+            </w:r>
+            <w:r>
+              <w:t>_DENYUT}</w:t>
+            </w:r>
+          </w:p>
+        </w:tc>
+        <w:tc>
+          <w:tcPr>
+            <w:tcW w:w="2827" w:type="dxa"/>
+          </w:tcPr>
+          <w:p>
+            <w:pPr>
+              <w:jc w:val="center"/>
+            </w:pPr>
+            <w:r>
+              <w:t>${APGAR_1</w:t>
+            </w:r>
+            <w:r>
+              <w:t>0</w:t>
+            </w:r>
+            <w:r>
+              <w:t>_DENYUT}</w:t>
+            </w:r>
+          </w:p>
+        </w:tc>
+      </w:tr>
+      <w:tr>
+        <w:tc>
+          <w:tcPr>
+            <w:tcW w:w="2826" w:type="dxa"/>
+          </w:tcPr>
+          <w:p>
+            <w:proofErr w:type="spellStart"/>
+            <w:r>
+              <w:t>Pernapasan</w:t>
+            </w:r>
+            <w:proofErr w:type="spellEnd"/>
+          </w:p>
+        </w:tc>
+        <w:tc>
+          <w:tcPr>
+            <w:tcW w:w="2827" w:type="dxa"/>
+          </w:tcPr>
+          <w:p>
+            <w:pPr>
+              <w:jc w:val="center"/>
+            </w:pPr>
+            <w:r>
+              <w:t>${APGAR_1_PERNAFASAN}</w:t>
+            </w:r>
+          </w:p>
+        </w:tc>
+        <w:tc>
+          <w:tcPr>
+            <w:tcW w:w="2827" w:type="dxa"/>
+          </w:tcPr>
+          <w:p>
+            <w:pPr>
+              <w:jc w:val="center"/>
+            </w:pPr>
+            <w:r>
+              <w:t>${APGAR_</w:t>
+            </w:r>
+            <w:r>
+              <w:t>5</w:t>
+            </w:r>
+            <w:r>
+              <w:t>_PERNAFASAN}</w:t>
+            </w:r>
+          </w:p>
+        </w:tc>
+        <w:tc>
+          <w:tcPr>
+            <w:tcW w:w="2827" w:type="dxa"/>
+          </w:tcPr>
+          <w:p>
+            <w:pPr>
+              <w:jc w:val="center"/>
+            </w:pPr>
+            <w:r>
+              <w:t>${APGAR_1</w:t>
+            </w:r>
+            <w:r>
+              <w:t>0</w:t>
+            </w:r>
+            <w:r>
+              <w:t>_PERNAFASAN}</w:t>
+            </w:r>
+          </w:p>
+        </w:tc>
+      </w:tr>
+      <w:tr>
+        <w:tc>
+          <w:tcPr>
+            <w:tcW w:w="2826" w:type="dxa"/>
+          </w:tcPr>
+          <w:p>
+            <w:r>
+              <w:t>Tonus Otot</w:t>
+            </w:r>
+          </w:p>
+        </w:tc>
+        <w:tc>
+          <w:tcPr>
+            <w:tcW w:w="2827" w:type="dxa"/>
+          </w:tcPr>
+          <w:p>
+            <w:pPr>
+              <w:jc w:val="center"/>
+            </w:pPr>
+            <w:r>
+              <w:t>${APGAR_1_TONUS}</w:t>
+            </w:r>
+          </w:p>
+        </w:tc>
+        <w:tc>
+          <w:tcPr>
+            <w:tcW w:w="2827" w:type="dxa"/>
+          </w:tcPr>
+          <w:p>
+            <w:pPr>
+              <w:jc w:val="center"/>
+            </w:pPr>
+            <w:r>
+              <w:t>${APGAR_</w:t>
+            </w:r>
+            <w:r>
+              <w:t>5</w:t>
+            </w:r>
+            <w:r>
+              <w:t>_TONUS}</w:t>
+            </w:r>
+          </w:p>
+        </w:tc>
+        <w:tc>
+          <w:tcPr>
+            <w:tcW w:w="2827" w:type="dxa"/>
+          </w:tcPr>
+          <w:p>
+            <w:pPr>
+              <w:jc w:val="center"/>
+            </w:pPr>
+            <w:r>
+              <w:t>${APGAR_1</w:t>
+            </w:r>
+            <w:r>
+              <w:t>0</w:t>
+            </w:r>
+            <w:r>
+              <w:t>_TONUS}</w:t>
+            </w:r>
+          </w:p>
+        </w:tc>
+      </w:tr>
+      <w:tr>
+        <w:tc>
+          <w:tcPr>
+            <w:tcW w:w="2826" w:type="dxa"/>
+          </w:tcPr>
+          <w:p>
+            <w:r>
+              <w:t xml:space="preserve">Peka </w:t>
+            </w:r>
+            <w:proofErr w:type="spellStart"/>
+            <w:r>
+              <w:t>Rangsang</w:t>
+            </w:r>
+            <w:proofErr w:type="spellEnd"/>
+          </w:p>
+        </w:tc>
+        <w:tc>
+          <w:tcPr>
+            <w:tcW w:w="2827" w:type="dxa"/>
+          </w:tcPr>
+          <w:p>
+            <w:pPr>
+              <w:jc w:val="center"/>
+            </w:pPr>
+            <w:r>
+              <w:t>${APGAR_1_RANGSANG}</w:t>
+            </w:r>
+          </w:p>
+        </w:tc>
+        <w:tc>
+          <w:tcPr>
+            <w:tcW w:w="2827" w:type="dxa"/>
+          </w:tcPr>
+          <w:p>
+            <w:pPr>
+              <w:jc w:val="center"/>
+            </w:pPr>
+            <w:r>
+              <w:t>${APGAR_</w:t>
+            </w:r>
+            <w:r>
+              <w:t>5</w:t>
+            </w:r>
+            <w:r>
+              <w:t>_RANGSANG}</w:t>
+            </w:r>
+          </w:p>
+        </w:tc>
+        <w:tc>
+          <w:tcPr>
+            <w:tcW w:w="2827" w:type="dxa"/>
+          </w:tcPr>
+          <w:p>
+            <w:pPr>
+              <w:jc w:val="center"/>
+            </w:pPr>
+            <w:r>
+              <w:t>${APGAR_1</w:t>
+            </w:r>
+            <w:r>
+              <w:t>0</w:t>
+            </w:r>
+            <w:r>
+              <w:t>_RANGSANG}</w:t>
+            </w:r>
+          </w:p>
+        </w:tc>
+      </w:tr>
+      <w:tr>
+        <w:tc>
+          <w:tcPr>
+            <w:tcW w:w="2826" w:type="dxa"/>
+          </w:tcPr>
+          <w:p>
+            <w:r>
+              <w:t>Warna</w:t>
+            </w:r>
+          </w:p>
+        </w:tc>
+        <w:tc>
+          <w:tcPr>
+            <w:tcW w:w="2827" w:type="dxa"/>
+          </w:tcPr>
+          <w:p>
+            <w:pPr>
+              <w:jc w:val="center"/>
+            </w:pPr>
+            <w:r>
+              <w:t>${APGAR_1_WARNA}</w:t>
+            </w:r>
+          </w:p>
+        </w:tc>
+        <w:tc>
+          <w:tcPr>
+            <w:tcW w:w="2827" w:type="dxa"/>
+          </w:tcPr>
+          <w:p>
+            <w:pPr>
+              <w:jc w:val="center"/>
+            </w:pPr>
+            <w:r>
+              <w:t>${APGAR_</w:t>
+            </w:r>
+            <w:r>
+              <w:t>5</w:t>
+            </w:r>
+            <w:r>
+              <w:t>_WARNA}</w:t>
+            </w:r>
+          </w:p>
+        </w:tc>
+        <w:tc>
+          <w:tcPr>
+            <w:tcW w:w="2827" w:type="dxa"/>
+          </w:tcPr>
+          <w:p>
+            <w:pPr>
+              <w:jc w:val="center"/>
+            </w:pPr>
+            <w:r>
+              <w:t>${APGAR_1</w:t>
+            </w:r>
+            <w:r>
+              <w:t>0</w:t>
+            </w:r>
+            <w:r>
+              <w:t>_WARNA}</w:t>
+            </w:r>
+          </w:p>
+        </w:tc>
+      </w:tr>
+      <w:tr>
+        <w:tc>
+          <w:tcPr>
+            <w:tcW w:w="2826" w:type="dxa"/>
+          </w:tcPr>
+          <w:p>
             <w:r>
               <w:rPr>
                 <w:b/>
@@ -1035,48 +1357,29 @@
                 <w:sz w:val="20"/>
                 <w:szCs w:val="20"/>
               </w:rPr>
-              <w:t>1</w:t>
-            </w:r>
-            <w:r>
+              <w:t>TOTAL</w:t>
+            </w:r>
+          </w:p>
+        </w:tc>
+        <w:tc>
+          <w:tcPr>
+            <w:tcW w:w="2827" w:type="dxa"/>
+          </w:tcPr>
+          <w:p>
+            <w:pPr>
+              <w:jc w:val="center"/>
               <w:rPr>
                 <w:b/>
                 <w:bCs/>
-                <w:sz w:val="20"/>
-                <w:szCs w:val="20"/>
-              </w:rPr>
-              <w:t>0</w:t>
-            </w:r>
+              </w:rPr>
+            </w:pPr>
             <w:r>
               <w:rPr>
                 <w:b/>
                 <w:bCs/>
-                <w:sz w:val="20"/>
-                <w:szCs w:val="20"/>
-              </w:rPr>
-              <w:t xml:space="preserve"> Menit</w:t>
-            </w:r>
-          </w:p>
-        </w:tc>
-      </w:tr>
-      <w:tr>
-        <w:tc>
-          <w:tcPr>
-            <w:tcW w:w="2826" w:type="dxa"/>
-          </w:tcPr>
-          <w:p>
-            <w:proofErr w:type="spellStart"/>
-            <w:r>
-              <w:t>Denyut</w:t>
-            </w:r>
-            <w:proofErr w:type="spellEnd"/>
-            <w:r>
-              <w:t xml:space="preserve"> </w:t>
-            </w:r>
-            <w:proofErr w:type="spellStart"/>
-            <w:r>
-              <w:t>Jantung</w:t>
-            </w:r>
-            <w:proofErr w:type="spellEnd"/>
+              </w:rPr>
+              <w:t>${APGAR_TOTAL_1}</w:t>
+            </w:r>
           </w:p>
         </w:tc>
         <w:tc>
@@ -1086,9 +1389,17 @@
           <w:p>
             <w:pPr>
               <w:jc w:val="center"/>
+              <w:rPr>
+                <w:b/>
+                <w:bCs/>
+              </w:rPr>
             </w:pPr>
             <w:r>
-              <w:t>${APGAR_1_DENYUT}</w:t>
+              <w:rPr>
+                <w:b/>
+                <w:bCs/>
+              </w:rPr>
+              <w:t>${APGAR_TOTAL_5}</w:t>
             </w:r>
           </w:p>
         </w:tc>
@@ -1099,402 +1410,17 @@
           <w:p>
             <w:pPr>
               <w:jc w:val="center"/>
-            </w:pPr>
-            <w:r>
-              <w:t>${APGAR_</w:t>
-            </w:r>
-            <w:r>
-              <w:t>5</w:t>
-            </w:r>
-            <w:r>
-              <w:t>_DENYUT}</w:t>
-            </w:r>
-          </w:p>
-        </w:tc>
-        <w:tc>
-          <w:tcPr>
-            <w:tcW w:w="2827" w:type="dxa"/>
-          </w:tcPr>
-          <w:p>
-            <w:pPr>
-              <w:jc w:val="center"/>
-            </w:pPr>
-            <w:r>
-              <w:t>${APGAR_1</w:t>
-            </w:r>
-            <w:r>
-              <w:t>0</w:t>
-            </w:r>
-            <w:r>
-              <w:t>_DENYUT}</w:t>
-            </w:r>
-          </w:p>
-        </w:tc>
-      </w:tr>
-      <w:tr>
-        <w:tc>
-          <w:tcPr>
-            <w:tcW w:w="2826" w:type="dxa"/>
-          </w:tcPr>
-          <w:p>
-            <w:proofErr w:type="spellStart"/>
-            <w:r>
-              <w:t>Pernapasan</w:t>
-            </w:r>
-            <w:proofErr w:type="spellEnd"/>
-          </w:p>
-        </w:tc>
-        <w:tc>
-          <w:tcPr>
-            <w:tcW w:w="2827" w:type="dxa"/>
-          </w:tcPr>
-          <w:p>
-            <w:pPr>
-              <w:jc w:val="center"/>
-            </w:pPr>
-            <w:r>
-              <w:t>${APGAR_1_PERNAFASAN}</w:t>
-            </w:r>
-          </w:p>
-        </w:tc>
-        <w:tc>
-          <w:tcPr>
-            <w:tcW w:w="2827" w:type="dxa"/>
-          </w:tcPr>
-          <w:p>
-            <w:pPr>
-              <w:jc w:val="center"/>
-            </w:pPr>
-            <w:r>
-              <w:t>${APGAR_</w:t>
-            </w:r>
-            <w:r>
-              <w:t>5</w:t>
-            </w:r>
-            <w:r>
-              <w:t>_PERNAFASAN}</w:t>
-            </w:r>
-          </w:p>
-        </w:tc>
-        <w:tc>
-          <w:tcPr>
-            <w:tcW w:w="2827" w:type="dxa"/>
-          </w:tcPr>
-          <w:p>
-            <w:pPr>
-              <w:jc w:val="center"/>
-            </w:pPr>
-            <w:r>
-              <w:t>${APGAR_1</w:t>
-            </w:r>
-            <w:r>
-              <w:t>0</w:t>
-            </w:r>
-            <w:r>
-              <w:t>_PERNAFASAN}</w:t>
-            </w:r>
-          </w:p>
-        </w:tc>
-      </w:tr>
-      <w:tr>
-        <w:tc>
-          <w:tcPr>
-            <w:tcW w:w="2826" w:type="dxa"/>
-          </w:tcPr>
-          <w:p>
-            <w:r>
-              <w:t>Tonus Otot</w:t>
-            </w:r>
-          </w:p>
-        </w:tc>
-        <w:tc>
-          <w:tcPr>
-            <w:tcW w:w="2827" w:type="dxa"/>
-          </w:tcPr>
-          <w:p>
-            <w:pPr>
-              <w:jc w:val="center"/>
-            </w:pPr>
-            <w:r>
-              <w:t>${APGAR_1_TONUS}</w:t>
-            </w:r>
-          </w:p>
-        </w:tc>
-        <w:tc>
-          <w:tcPr>
-            <w:tcW w:w="2827" w:type="dxa"/>
-          </w:tcPr>
-          <w:p>
-            <w:pPr>
-              <w:jc w:val="center"/>
-            </w:pPr>
-            <w:r>
-              <w:t>${APGAR_</w:t>
-            </w:r>
-            <w:r>
-              <w:t>5</w:t>
-            </w:r>
-            <w:r>
-              <w:t>_TONUS}</w:t>
-            </w:r>
-          </w:p>
-        </w:tc>
-        <w:tc>
-          <w:tcPr>
-            <w:tcW w:w="2827" w:type="dxa"/>
-          </w:tcPr>
-          <w:p>
-            <w:pPr>
-              <w:jc w:val="center"/>
-            </w:pPr>
-            <w:r>
-              <w:t>${APGAR_1</w:t>
-            </w:r>
-            <w:r>
-              <w:t>0</w:t>
-            </w:r>
-            <w:r>
-              <w:t>_TONUS}</w:t>
-            </w:r>
-          </w:p>
-        </w:tc>
-      </w:tr>
-      <w:tr>
-        <w:tc>
-          <w:tcPr>
-            <w:tcW w:w="2826" w:type="dxa"/>
-          </w:tcPr>
-          <w:p>
-            <w:r>
-              <w:t xml:space="preserve">Peka </w:t>
-            </w:r>
-            <w:proofErr w:type="spellStart"/>
-            <w:r>
-              <w:t>Rangsang</w:t>
-            </w:r>
-            <w:proofErr w:type="spellEnd"/>
-          </w:p>
-        </w:tc>
-        <w:tc>
-          <w:tcPr>
-            <w:tcW w:w="2827" w:type="dxa"/>
-          </w:tcPr>
-          <w:p>
-            <w:pPr>
-              <w:jc w:val="center"/>
-            </w:pPr>
-            <w:r>
-              <w:t>${APGAR_1_RANGSANG}</w:t>
-            </w:r>
-          </w:p>
-        </w:tc>
-        <w:tc>
-          <w:tcPr>
-            <w:tcW w:w="2827" w:type="dxa"/>
-          </w:tcPr>
-          <w:p>
-            <w:pPr>
-              <w:jc w:val="center"/>
-            </w:pPr>
-            <w:r>
-              <w:t>${APGAR_</w:t>
-            </w:r>
-            <w:r>
-              <w:t>5</w:t>
-            </w:r>
-            <w:r>
-              <w:t>_RANGSANG}</w:t>
-            </w:r>
-          </w:p>
-        </w:tc>
-        <w:tc>
-          <w:tcPr>
-            <w:tcW w:w="2827" w:type="dxa"/>
-          </w:tcPr>
-          <w:p>
-            <w:pPr>
-              <w:jc w:val="center"/>
-            </w:pPr>
-            <w:r>
-              <w:t>${APGAR_1</w:t>
-            </w:r>
-            <w:r>
-              <w:t>0</w:t>
-            </w:r>
-            <w:r>
-              <w:t>_RANGSANG}</w:t>
-            </w:r>
-          </w:p>
-        </w:tc>
-      </w:tr>
-      <w:tr>
-        <w:tc>
-          <w:tcPr>
-            <w:tcW w:w="2826" w:type="dxa"/>
-          </w:tcPr>
-          <w:p>
-            <w:r>
-              <w:t>Warna</w:t>
-            </w:r>
-          </w:p>
-        </w:tc>
-        <w:tc>
-          <w:tcPr>
-            <w:tcW w:w="2827" w:type="dxa"/>
-          </w:tcPr>
-          <w:p>
-            <w:pPr>
-              <w:jc w:val="center"/>
-            </w:pPr>
-            <w:r>
-              <w:t>${APGAR_1_WARNA}</w:t>
-            </w:r>
-          </w:p>
-        </w:tc>
-        <w:tc>
-          <w:tcPr>
-            <w:tcW w:w="2827" w:type="dxa"/>
-          </w:tcPr>
-          <w:p>
-            <w:pPr>
-              <w:jc w:val="center"/>
-            </w:pPr>
-            <w:r>
-              <w:t>${APGAR_</w:t>
-            </w:r>
-            <w:r>
-              <w:t>5</w:t>
-            </w:r>
-            <w:r>
-              <w:t>_WARNA}</w:t>
-            </w:r>
-          </w:p>
-        </w:tc>
-        <w:tc>
-          <w:tcPr>
-            <w:tcW w:w="2827" w:type="dxa"/>
-          </w:tcPr>
-          <w:p>
-            <w:pPr>
-              <w:jc w:val="center"/>
-            </w:pPr>
-            <w:r>
-              <w:t>${APGAR_1</w:t>
-            </w:r>
-            <w:r>
-              <w:t>0</w:t>
-            </w:r>
-            <w:r>
-              <w:t>_WARNA}</w:t>
-            </w:r>
-          </w:p>
-        </w:tc>
-      </w:tr>
-      <w:tr>
-        <w:tc>
-          <w:tcPr>
-            <w:tcW w:w="2826" w:type="dxa"/>
-          </w:tcPr>
-          <w:p>
-            <w:r>
               <w:rPr>
                 <w:b/>
                 <w:bCs/>
-                <w:sz w:val="20"/>
-                <w:szCs w:val="20"/>
-              </w:rPr>
-              <w:t>TOTAL</w:t>
-            </w:r>
-          </w:p>
-        </w:tc>
-        <w:tc>
-          <w:tcPr>
-            <w:tcW w:w="2827" w:type="dxa"/>
-          </w:tcPr>
-          <w:p>
-            <w:pPr>
-              <w:jc w:val="center"/>
+              </w:rPr>
+            </w:pPr>
+            <w:r>
               <w:rPr>
                 <w:b/>
                 <w:bCs/>
               </w:rPr>
-            </w:pPr>
-            <w:r>
-              <w:rPr>
-                <w:b/>
-                <w:bCs/>
-              </w:rPr>
-              <w:t>${APGAR_TOTAL_1}</w:t>
-            </w:r>
-          </w:p>
-        </w:tc>
-        <w:tc>
-          <w:tcPr>
-            <w:tcW w:w="2827" w:type="dxa"/>
-          </w:tcPr>
-          <w:p>
-            <w:pPr>
-              <w:jc w:val="center"/>
-              <w:rPr>
-                <w:b/>
-                <w:bCs/>
-              </w:rPr>
-            </w:pPr>
-            <w:r>
-              <w:rPr>
-                <w:b/>
-                <w:bCs/>
-              </w:rPr>
-              <w:t>${APGAR_TOTAL_</w:t>
-            </w:r>
-            <w:r>
-              <w:rPr>
-                <w:b/>
-                <w:bCs/>
-              </w:rPr>
-              <w:t>5</w:t>
-            </w:r>
-            <w:r>
-              <w:rPr>
-                <w:b/>
-                <w:bCs/>
-              </w:rPr>
-              <w:t>}</w:t>
-            </w:r>
-          </w:p>
-        </w:tc>
-        <w:tc>
-          <w:tcPr>
-            <w:tcW w:w="2827" w:type="dxa"/>
-          </w:tcPr>
-          <w:p>
-            <w:pPr>
-              <w:jc w:val="center"/>
-              <w:rPr>
-                <w:b/>
-                <w:bCs/>
-              </w:rPr>
-            </w:pPr>
-            <w:r>
-              <w:rPr>
-                <w:b/>
-                <w:bCs/>
-              </w:rPr>
-              <w:t>${APGAR_TOTAL_1</w:t>
-            </w:r>
-            <w:r>
-              <w:rPr>
-                <w:b/>
-                <w:bCs/>
-              </w:rPr>
-              <w:t>0</w:t>
-            </w:r>
-            <w:r>
-              <w:rPr>
-                <w:b/>
-                <w:bCs/>
-              </w:rPr>
-              <w:t>}</w:t>
+              <w:t>${APGAR_TOTAL_10}</w:t>
             </w:r>
           </w:p>
         </w:tc>
@@ -2806,10 +2732,7 @@
               <w:t>${PF</w:t>
             </w:r>
             <w:r>
-              <w:t>N_</w:t>
-            </w:r>
-            <w:r>
-              <w:t>MATA</w:t>
+              <w:t>N_MATA</w:t>
             </w:r>
             <w:r>
               <w:t>}</w:t>
@@ -3048,10 +2971,7 @@
               <w:t>${PF</w:t>
             </w:r>
             <w:r>
-              <w:t>N_</w:t>
-            </w:r>
-            <w:r>
-              <w:t>TELINGA</w:t>
+              <w:t>N_TELINGA</w:t>
             </w:r>
             <w:r>
               <w:t>}</w:t>
@@ -3161,10 +3081,7 @@
               <w:t>${PF</w:t>
             </w:r>
             <w:r>
-              <w:t>N_</w:t>
-            </w:r>
-            <w:r>
-              <w:t>LEHER</w:t>
+              <w:t>N_LEHER</w:t>
             </w:r>
             <w:r>
               <w:t>}</w:t>
@@ -3483,18 +3400,13 @@
               <w:t>}</w:t>
             </w:r>
             <w:r>
-              <w:t xml:space="preserve"> Sucking </w:t>
-            </w:r>
-            <w:proofErr w:type="gramStart"/>
-            <w:r>
-              <w:t xml:space="preserve">( </w:t>
+              <w:t xml:space="preserve"> Sucking ( </w:t>
             </w:r>
             <w:proofErr w:type="spellStart"/>
             <w:r>
               <w:t>Menghisap</w:t>
             </w:r>
             <w:proofErr w:type="spellEnd"/>
-            <w:proofErr w:type="gramEnd"/>
             <w:r>
               <w:t>)</w:t>
             </w:r>
@@ -3531,10 +3443,7 @@
               <w:t>}</w:t>
             </w:r>
             <w:r>
-              <w:t xml:space="preserve"> </w:t>
-            </w:r>
-            <w:r>
-              <w:t>Moro</w:t>
+              <w:t xml:space="preserve"> Moro</w:t>
             </w:r>
           </w:p>
         </w:tc>
@@ -3566,10 +3475,7 @@
               <w:t>}</w:t>
             </w:r>
             <w:r>
-              <w:t xml:space="preserve"> </w:t>
-            </w:r>
-            <w:r>
-              <w:t>Asymmetric Tonic Neck</w:t>
+              <w:t xml:space="preserve"> Asymmetric Tonic Neck</w:t>
             </w:r>
           </w:p>
         </w:tc>
@@ -3600,10 +3506,7 @@
               <w:t>}</w:t>
             </w:r>
             <w:r>
-              <w:t xml:space="preserve"> </w:t>
-            </w:r>
-            <w:r>
-              <w:t>Babinski</w:t>
+              <w:t xml:space="preserve"> Babinski</w:t>
             </w:r>
           </w:p>
         </w:tc>
@@ -3707,7 +3610,6 @@
               </w:rPr>
             </w:pPr>
             <w:proofErr w:type="spellStart"/>
-            <w:proofErr w:type="gramStart"/>
             <w:r>
               <w:rPr>
                 <w:sz w:val="17"/>
@@ -3728,15 +3630,7 @@
                 <w:sz w:val="17"/>
                 <w:lang w:val="en-ID"/>
               </w:rPr>
-              <w:t>:</w:t>
-            </w:r>
-            <w:proofErr w:type="gramEnd"/>
-            <w:r>
-              <w:rPr>
-                <w:sz w:val="17"/>
-                <w:lang w:val="en-ID"/>
-              </w:rPr>
-              <w:t xml:space="preserve"> ${PFN_KULIT_KETERANGAN}</w:t>
+              <w:t>: ${PFN_KULIT_KETERANGAN}</w:t>
             </w:r>
           </w:p>
         </w:tc>
@@ -4095,37 +3989,25 @@
               <w:t xml:space="preserve"> lama </w:t>
             </w:r>
             <w:proofErr w:type="spellStart"/>
-            <w:proofErr w:type="gramStart"/>
             <w:r>
               <w:t>rawat</w:t>
             </w:r>
             <w:proofErr w:type="spellEnd"/>
             <w:r>
-              <w:t xml:space="preserve"> :</w:t>
-            </w:r>
-            <w:proofErr w:type="gramEnd"/>
+              <w:t xml:space="preserve"> : </w:t>
+            </w:r>
+            <w:r>
+              <w:t>${KRITERIA_PULANG}</w:t>
+            </w:r>
             <w:r>
               <w:t xml:space="preserve"> </w:t>
             </w:r>
             <w:r>
-              <w:t>${KRITERIA_PULANG}</w:t>
-            </w:r>
-            <w:r>
-              <w:t xml:space="preserve"> </w:t>
-            </w:r>
-            <w:r>
               <w:t>${KRITERIA_PULANG_HARI}</w:t>
             </w:r>
             <w:r>
               <w:br/>
-            </w:r>
-            <w:proofErr w:type="gramStart"/>
-            <w:r>
-              <w:t>Alasan :</w:t>
-            </w:r>
-            <w:proofErr w:type="gramEnd"/>
-            <w:r>
-              <w:t xml:space="preserve"> </w:t>
+              <w:t xml:space="preserve">Alasan : </w:t>
             </w:r>
             <w:r>
               <w:t>${KRITERIA_PULANG_KARENA}</w:t>
@@ -4358,7 +4240,6 @@
             <w:pPr>
               <w:jc w:val="center"/>
             </w:pPr>
-            <w:proofErr w:type="gramStart"/>
             <w:r>
               <w:t xml:space="preserve">( </w:t>
             </w:r>
@@ -4366,14 +4247,7 @@
               <w:rPr>
                 <w:u w:val="single"/>
               </w:rPr>
-              <w:t>$</w:t>
-            </w:r>
-            <w:proofErr w:type="gramEnd"/>
-            <w:r>
-              <w:rPr>
-                <w:u w:val="single"/>
-              </w:rPr>
-              <w:t>{</w:t>
+              <w:t>${</w:t>
             </w:r>
             <w:r>
               <w:rPr>
@@ -4382,7 +4256,6 @@
               </w:rPr>
               <w:t>FINALISASI_OLEH</w:t>
             </w:r>
-            <w:proofErr w:type="gramStart"/>
             <w:r>
               <w:rPr>
                 <w:u w:val="single"/>
@@ -4392,7 +4265,6 @@
             <w:r>
               <w:t xml:space="preserve"> )</w:t>
             </w:r>
-            <w:proofErr w:type="gramEnd"/>
           </w:p>
           <w:p>
             <w:pPr>
@@ -5327,6 +5199,7 @@
   <w:style w:type="character" w:default="1" w:styleId="DefaultParagraphFont">
     <w:name w:val="Default Paragraph Font"/>
     <w:uiPriority w:val="1"/>
+    <w:semiHidden/>
     <w:unhideWhenUsed/>
   </w:style>
   <w:style w:type="table" w:default="1" w:styleId="TableNormal">
